--- a/All Eclipse Shortcuts.docx
+++ b/All Eclipse Shortcuts.docx
@@ -355,6 +355,88 @@
     </w:p>
     <w:p>
       <w:pPr>
+        <w:pStyle w:val="ListParagraph"/>
+        <w:numPr>
+          <w:ilvl w:val="0"/>
+          <w:numId w:val="16"/>
+        </w:numPr>
+      </w:pPr>
+      <w:r>
+        <w:rPr>
+          <w:rFonts w:ascii="Cambria Math" w:hAnsi="Cambria Math" w:cs="Cambria Math"/>
+        </w:rPr>
+        <w:t>𝐂𝐭𝐫𝐥</w:t>
+      </w:r>
+      <w:r>
+        <w:t xml:space="preserve"> + </w:t>
+      </w:r>
+      <w:r>
+        <w:rPr>
+          <w:rFonts w:ascii="Cambria Math" w:hAnsi="Cambria Math" w:cs="Cambria Math"/>
+        </w:rPr>
+        <w:t>𝐅</w:t>
+      </w:r>
+      <w:r>
+        <w:rPr>
+          <w:rFonts w:ascii="Cambria Math" w:hAnsi="Cambria Math" w:cs="Cambria Math"/>
+        </w:rPr>
+        <w:t>2</w:t>
+      </w:r>
+      <w:r>
+        <w:t xml:space="preserve"> =</w:t>
+      </w:r>
+      <w:r>
+        <w:t xml:space="preserve"> Kill the Debugging Process.</w:t>
+      </w:r>
+    </w:p>
+    <w:p>
+      <w:pPr>
+        <w:pStyle w:val="ListParagraph"/>
+        <w:numPr>
+          <w:ilvl w:val="0"/>
+          <w:numId w:val="16"/>
+        </w:numPr>
+      </w:pPr>
+      <w:r>
+        <w:rPr>
+          <w:rFonts w:ascii="Cambria Math" w:hAnsi="Cambria Math" w:cs="Cambria Math"/>
+        </w:rPr>
+        <w:t>𝐂𝐭𝐫𝐥</w:t>
+      </w:r>
+      <w:r>
+        <w:t xml:space="preserve"> + </w:t>
+      </w:r>
+      <w:r>
+        <w:rPr>
+          <w:rFonts w:ascii="Cambria Math" w:hAnsi="Cambria Math" w:cs="Cambria Math"/>
+        </w:rPr>
+        <w:t>𝐅</w:t>
+      </w:r>
+      <w:r>
+        <w:rPr>
+          <w:rFonts w:ascii="Cambria Math" w:hAnsi="Cambria Math" w:cs="Cambria Math"/>
+          <w:b/>
+          <w:bCs/>
+        </w:rPr>
+        <w:t>2</w:t>
+      </w:r>
+      <w:r>
+        <w:rPr>
+          <w:rFonts w:ascii="Cambria Math" w:hAnsi="Cambria Math" w:cs="Cambria Math"/>
+          <w:b/>
+          <w:bCs/>
+        </w:rPr>
+        <w:t xml:space="preserve"> + F11</w:t>
+      </w:r>
+      <w:r>
+        <w:rPr>
+          <w:rFonts w:ascii="Cambria Math" w:hAnsi="Cambria Math" w:cs="Cambria Math"/>
+        </w:rPr>
+        <w:t xml:space="preserve"> = After kill start again Debugging.</w:t>
+      </w:r>
+    </w:p>
+    <w:p>
+      <w:pPr>
         <w:ind w:left="720"/>
       </w:pPr>
     </w:p>
@@ -557,6 +639,7 @@
         <w:rPr>
           <w:rFonts w:ascii="Cambria Math" w:hAnsi="Cambria Math" w:cs="Cambria Math"/>
         </w:rPr>
+        <w:lastRenderedPageBreak/>
         <w:t>𝐂𝐭𝐫𝐥</w:t>
       </w:r>
       <w:r>
@@ -611,7 +694,6 @@
         <w:rPr>
           <w:rFonts w:ascii="Cambria Math" w:hAnsi="Cambria Math" w:cs="Cambria Math"/>
         </w:rPr>
-        <w:lastRenderedPageBreak/>
         <w:t>𝐂𝐭𝐫𝐥</w:t>
       </w:r>
       <w:r>
@@ -772,21 +854,20 @@
       </w:pPr>
       <w:r>
         <w:rPr>
-          <w:rFonts w:ascii="Cambria Math" w:hAnsi="Cambria Math" w:cs="Cambria Math"/>
-        </w:rPr>
-        <w:t>𝐂𝐭𝐫𝐥</w:t>
-      </w:r>
-      <w:r>
-        <w:t xml:space="preserve"> + </w:t>
-      </w:r>
-      <w:r>
-        <w:rPr>
-          <w:rFonts w:ascii="Cambria Math" w:hAnsi="Cambria Math" w:cs="Cambria Math"/>
-        </w:rPr>
-        <w:t>𝐖</w:t>
-      </w:r>
-      <w:r>
-        <w:t xml:space="preserve"> = Close file</w:t>
+          <w:b/>
+          <w:bCs/>
+        </w:rPr>
+        <w:t>Ctrl +</w:t>
+      </w:r>
+      <w:r>
+        <w:rPr>
+          <w:b/>
+          <w:bCs/>
+        </w:rPr>
+        <w:t xml:space="preserve"> Q</w:t>
+      </w:r>
+      <w:r>
+        <w:t xml:space="preserve"> = Shows the last edit</w:t>
       </w:r>
     </w:p>
     <w:p>
@@ -799,6 +880,52 @@
       </w:pPr>
       <w:r>
         <w:rPr>
+          <w:b/>
+          <w:bCs/>
+        </w:rPr>
+        <w:t>Ctrl + T</w:t>
+      </w:r>
+      <w:r>
+        <w:t xml:space="preserve"> = Shows the Hierarchy of that class.</w:t>
+      </w:r>
+    </w:p>
+    <w:p>
+      <w:pPr>
+        <w:pStyle w:val="ListParagraph"/>
+        <w:numPr>
+          <w:ilvl w:val="0"/>
+          <w:numId w:val="13"/>
+        </w:numPr>
+      </w:pPr>
+      <w:r>
+        <w:rPr>
+          <w:rFonts w:ascii="Cambria Math" w:hAnsi="Cambria Math" w:cs="Cambria Math"/>
+        </w:rPr>
+        <w:t>𝐂𝐭𝐫𝐥</w:t>
+      </w:r>
+      <w:r>
+        <w:t xml:space="preserve"> + </w:t>
+      </w:r>
+      <w:r>
+        <w:rPr>
+          <w:rFonts w:ascii="Cambria Math" w:hAnsi="Cambria Math" w:cs="Cambria Math"/>
+        </w:rPr>
+        <w:t>𝐖</w:t>
+      </w:r>
+      <w:r>
+        <w:t xml:space="preserve"> = Close file</w:t>
+      </w:r>
+    </w:p>
+    <w:p>
+      <w:pPr>
+        <w:pStyle w:val="ListParagraph"/>
+        <w:numPr>
+          <w:ilvl w:val="0"/>
+          <w:numId w:val="13"/>
+        </w:numPr>
+      </w:pPr>
+      <w:r>
+        <w:rPr>
           <w:rFonts w:ascii="Cambria Math" w:hAnsi="Cambria Math" w:cs="Cambria Math"/>
         </w:rPr>
         <w:t>𝐂𝐭𝐫𝐥</w:t>
@@ -906,16 +1033,17 @@
         <w:t>𝐒𝐡𝐢𝐟𝐭</w:t>
       </w:r>
       <w:r>
-        <w:t xml:space="preserve"> + </w:t>
-      </w:r>
-      <w:r>
-        <w:rPr>
-          <w:rFonts w:ascii="Cambria Math" w:hAnsi="Cambria Math" w:cs="Cambria Math"/>
-        </w:rPr>
-        <w:t>𝐋</w:t>
-      </w:r>
-      <w:r>
-        <w:t xml:space="preserve"> = Show all keyboard shortcuts</w:t>
+        <w:t xml:space="preserve"> </w:t>
+      </w:r>
+      <w:r>
+        <w:rPr>
+          <w:b/>
+          <w:bCs/>
+        </w:rPr>
+        <w:t>+ K</w:t>
+      </w:r>
+      <w:r>
+        <w:t xml:space="preserve"> = Previous Occurrences of Selected variable. </w:t>
       </w:r>
     </w:p>
     <w:p>
@@ -948,13 +1076,10 @@
         <w:rPr>
           <w:rFonts w:ascii="Cambria Math" w:hAnsi="Cambria Math" w:cs="Cambria Math"/>
         </w:rPr>
-        <w:t>𝐎</w:t>
-      </w:r>
-      <w:r>
-        <w:t xml:space="preserve"> = Organize imports</w:t>
-      </w:r>
-      <w:r>
-        <w:t>(Auto Imports)</w:t>
+        <w:t>𝐋</w:t>
+      </w:r>
+      <w:r>
+        <w:t xml:space="preserve"> = Show all keyboard shortcuts</w:t>
       </w:r>
     </w:p>
     <w:p>
@@ -987,10 +1112,21 @@
         <w:rPr>
           <w:rFonts w:ascii="Cambria Math" w:hAnsi="Cambria Math" w:cs="Cambria Math"/>
         </w:rPr>
-        <w:t>𝐏</w:t>
-      </w:r>
-      <w:r>
-        <w:t xml:space="preserve"> = Jump to matching bracket (})</w:t>
+        <w:t>𝐎</w:t>
+      </w:r>
+      <w:r>
+        <w:t xml:space="preserve"> = Organize </w:t>
+      </w:r>
+      <w:proofErr w:type="gramStart"/>
+      <w:r>
+        <w:t>imports</w:t>
+      </w:r>
+      <w:r>
+        <w:t>(</w:t>
+      </w:r>
+      <w:proofErr w:type="gramEnd"/>
+      <w:r>
+        <w:t>Auto Imports)</w:t>
       </w:r>
     </w:p>
     <w:p>
@@ -1023,10 +1159,10 @@
         <w:rPr>
           <w:rFonts w:ascii="Cambria Math" w:hAnsi="Cambria Math" w:cs="Cambria Math"/>
         </w:rPr>
-        <w:t>𝐑</w:t>
-      </w:r>
-      <w:r>
-        <w:t xml:space="preserve"> = Search file (File Search)</w:t>
+        <w:t>𝐏</w:t>
+      </w:r>
+      <w:r>
+        <w:t xml:space="preserve"> = Jump to matching bracket (})</w:t>
       </w:r>
     </w:p>
     <w:p>
@@ -1059,10 +1195,10 @@
         <w:rPr>
           <w:rFonts w:ascii="Cambria Math" w:hAnsi="Cambria Math" w:cs="Cambria Math"/>
         </w:rPr>
-        <w:t>𝐒</w:t>
-      </w:r>
-      <w:r>
-        <w:t xml:space="preserve"> = Save All</w:t>
+        <w:t>𝐑</w:t>
+      </w:r>
+      <w:r>
+        <w:t xml:space="preserve"> = Search file (File Search)</w:t>
       </w:r>
     </w:p>
     <w:p>
@@ -1095,10 +1231,10 @@
         <w:rPr>
           <w:rFonts w:ascii="Cambria Math" w:hAnsi="Cambria Math" w:cs="Cambria Math"/>
         </w:rPr>
-        <w:t>𝐓</w:t>
-      </w:r>
-      <w:r>
-        <w:t xml:space="preserve"> = Search class (Class Search)</w:t>
+        <w:t>𝐒</w:t>
+      </w:r>
+      <w:r>
+        <w:t xml:space="preserve"> = Save All</w:t>
       </w:r>
     </w:p>
     <w:p>
@@ -1131,10 +1267,10 @@
         <w:rPr>
           <w:rFonts w:ascii="Cambria Math" w:hAnsi="Cambria Math" w:cs="Cambria Math"/>
         </w:rPr>
-        <w:t>𝐖</w:t>
-      </w:r>
-      <w:r>
-        <w:t xml:space="preserve"> = Close all files</w:t>
+        <w:t>𝐓</w:t>
+      </w:r>
+      <w:r>
+        <w:t xml:space="preserve"> = Search class (Class Search)</w:t>
       </w:r>
     </w:p>
     <w:p>
@@ -1167,10 +1303,10 @@
         <w:rPr>
           <w:rFonts w:ascii="Cambria Math" w:hAnsi="Cambria Math" w:cs="Cambria Math"/>
         </w:rPr>
-        <w:t>𝐗</w:t>
-      </w:r>
-      <w:r>
-        <w:t xml:space="preserve"> = Convert to UPPERCASE</w:t>
+        <w:t>𝐖</w:t>
+      </w:r>
+      <w:r>
+        <w:t xml:space="preserve"> = Close all files</w:t>
       </w:r>
     </w:p>
     <w:p>
@@ -1203,10 +1339,10 @@
         <w:rPr>
           <w:rFonts w:ascii="Cambria Math" w:hAnsi="Cambria Math" w:cs="Cambria Math"/>
         </w:rPr>
-        <w:t>𝐘</w:t>
-      </w:r>
-      <w:r>
-        <w:t xml:space="preserve"> = Convert to lowercase</w:t>
+        <w:t>𝐗</w:t>
+      </w:r>
+      <w:r>
+        <w:t xml:space="preserve"> = Convert to UPPERCASE</w:t>
       </w:r>
     </w:p>
     <w:p>
@@ -1233,7 +1369,16 @@
         <w:t>𝐒𝐡𝐢𝐟𝐭</w:t>
       </w:r>
       <w:r>
-        <w:t xml:space="preserve"> + / = multi-line comment</w:t>
+        <w:t xml:space="preserve"> + </w:t>
+      </w:r>
+      <w:r>
+        <w:rPr>
+          <w:rFonts w:ascii="Cambria Math" w:hAnsi="Cambria Math" w:cs="Cambria Math"/>
+        </w:rPr>
+        <w:t>𝐘</w:t>
+      </w:r>
+      <w:r>
+        <w:t xml:space="preserve"> = Convert to lowercase</w:t>
       </w:r>
     </w:p>
     <w:p>
@@ -1260,10 +1405,7 @@
         <w:t>𝐒𝐡𝐢𝐟𝐭</w:t>
       </w:r>
       <w:r>
-        <w:t xml:space="preserve"> +</w:t>
-      </w:r>
-      <w:r>
-        <w:t xml:space="preserve"> \ = Remove multi-line comment.</w:t>
+        <w:t xml:space="preserve"> + / = multi-line comment</w:t>
       </w:r>
     </w:p>
     <w:p>
@@ -1290,6 +1432,36 @@
         <w:t>𝐒𝐡𝐢𝐟𝐭</w:t>
       </w:r>
       <w:r>
+        <w:t xml:space="preserve"> +</w:t>
+      </w:r>
+      <w:r>
+        <w:t xml:space="preserve"> \ = Remove multi-line comment.</w:t>
+      </w:r>
+    </w:p>
+    <w:p>
+      <w:pPr>
+        <w:pStyle w:val="ListParagraph"/>
+        <w:numPr>
+          <w:ilvl w:val="0"/>
+          <w:numId w:val="14"/>
+        </w:numPr>
+      </w:pPr>
+      <w:r>
+        <w:rPr>
+          <w:rFonts w:ascii="Cambria Math" w:hAnsi="Cambria Math" w:cs="Cambria Math"/>
+        </w:rPr>
+        <w:t>𝐂𝐭𝐫𝐥</w:t>
+      </w:r>
+      <w:r>
+        <w:t xml:space="preserve"> + </w:t>
+      </w:r>
+      <w:r>
+        <w:rPr>
+          <w:rFonts w:ascii="Cambria Math" w:hAnsi="Cambria Math" w:cs="Cambria Math"/>
+        </w:rPr>
+        <w:t>𝐒𝐡𝐢𝐟𝐭</w:t>
+      </w:r>
+      <w:r>
         <w:t xml:space="preserve"> </w:t>
       </w:r>
       <w:r>
@@ -1315,6 +1487,50 @@
     </w:p>
     <w:p>
       <w:pPr>
+        <w:pStyle w:val="ListParagraph"/>
+        <w:numPr>
+          <w:ilvl w:val="0"/>
+          <w:numId w:val="14"/>
+        </w:numPr>
+      </w:pPr>
+      <w:r>
+        <w:rPr>
+          <w:rFonts w:ascii="Cambria Math" w:hAnsi="Cambria Math" w:cs="Cambria Math"/>
+        </w:rPr>
+        <w:t>𝐂𝐭𝐫𝐥</w:t>
+      </w:r>
+      <w:r>
+        <w:t xml:space="preserve"> + </w:t>
+      </w:r>
+      <w:r>
+        <w:rPr>
+          <w:rFonts w:ascii="Cambria Math" w:hAnsi="Cambria Math" w:cs="Cambria Math"/>
+        </w:rPr>
+        <w:t>𝐒𝐡𝐢𝐟𝐭</w:t>
+      </w:r>
+      <w:r>
+        <w:t xml:space="preserve"> </w:t>
+      </w:r>
+      <w:r>
+        <w:rPr>
+          <w:b/>
+          <w:bCs/>
+        </w:rPr>
+        <w:t>+</w:t>
+      </w:r>
+      <w:r>
+        <w:rPr>
+          <w:b/>
+          <w:bCs/>
+        </w:rPr>
+        <w:t xml:space="preserve"> Enter = </w:t>
+      </w:r>
+      <w:r>
+        <w:t>For Insert Blank Line</w:t>
+      </w:r>
+    </w:p>
+    <w:p>
+      <w:pPr>
         <w:ind w:left="360"/>
       </w:pPr>
     </w:p>
@@ -1477,6 +1693,770 @@
         <w:rPr>
           <w:rFonts w:ascii="Cambria Math" w:hAnsi="Cambria Math" w:cs="Cambria Math"/>
         </w:rPr>
+        <w:t>𝐀𝐥𝐭</w:t>
+      </w:r>
+      <w:r>
+        <w:t xml:space="preserve"> + </w:t>
+      </w:r>
+      <w:r>
+        <w:rPr>
+          <w:rFonts w:ascii="Cambria Math" w:hAnsi="Cambria Math" w:cs="Cambria Math"/>
+        </w:rPr>
+        <w:t>𝐅</w:t>
+      </w:r>
+      <w:r>
+        <w:t xml:space="preserve"> → </w:t>
+      </w:r>
+      <w:r>
+        <w:rPr>
+          <w:rFonts w:ascii="Cambria Math" w:hAnsi="Cambria Math" w:cs="Cambria Math"/>
+        </w:rPr>
+        <w:t>𝐗</w:t>
+      </w:r>
+      <w:r>
+        <w:t xml:space="preserve"> = Close Eclipse (fast)</w:t>
+      </w:r>
+    </w:p>
+    <w:p>
+      <w:pPr>
+        <w:pStyle w:val="ListParagraph"/>
+        <w:numPr>
+          <w:ilvl w:val="0"/>
+          <w:numId w:val="18"/>
+        </w:numPr>
+      </w:pPr>
+      <w:proofErr w:type="gramStart"/>
+      <w:r>
+        <w:rPr>
+          <w:b/>
+          <w:bCs/>
+        </w:rPr>
+        <w:t>Alt  +</w:t>
+      </w:r>
+      <w:proofErr w:type="gramEnd"/>
+      <w:r>
+        <w:rPr>
+          <w:b/>
+          <w:bCs/>
+        </w:rPr>
+        <w:t xml:space="preserve"> click</w:t>
+      </w:r>
+      <w:r>
+        <w:t xml:space="preserve"> – for cursor on </w:t>
+      </w:r>
+      <w:proofErr w:type="spellStart"/>
+      <w:r>
+        <w:t>occurences</w:t>
+      </w:r>
+      <w:proofErr w:type="spellEnd"/>
+      <w:r>
+        <w:t xml:space="preserve"> where to change.</w:t>
+      </w:r>
+    </w:p>
+    <w:p>
+      <w:pPr>
+        <w:ind w:left="360"/>
+      </w:pPr>
+    </w:p>
+    <w:p>
+      <w:pPr>
+        <w:ind w:left="720"/>
+        <w:jc w:val="center"/>
+        <w:rPr>
+          <w:b/>
+          <w:bCs/>
+        </w:rPr>
+      </w:pPr>
+      <w:r>
+        <w:rPr>
+          <w:rFonts w:ascii="Cambria Math" w:hAnsi="Cambria Math" w:cs="Cambria Math"/>
+        </w:rPr>
+        <w:t>𝐀𝐥𝐭</w:t>
+      </w:r>
+      <w:r>
+        <w:t xml:space="preserve"> +</w:t>
+      </w:r>
+      <w:r>
+        <w:t xml:space="preserve"> </w:t>
+      </w:r>
+      <w:r>
+        <w:rPr>
+          <w:b/>
+          <w:bCs/>
+        </w:rPr>
+        <w:t>Accessing Title Bar</w:t>
+      </w:r>
+    </w:p>
+    <w:p>
+      <w:pPr>
+        <w:pStyle w:val="ListParagraph"/>
+        <w:numPr>
+          <w:ilvl w:val="1"/>
+          <w:numId w:val="18"/>
+        </w:numPr>
+      </w:pPr>
+      <w:r>
+        <w:t>Alt + F = Open File Tab</w:t>
+      </w:r>
+    </w:p>
+    <w:p>
+      <w:pPr>
+        <w:pStyle w:val="ListParagraph"/>
+        <w:numPr>
+          <w:ilvl w:val="1"/>
+          <w:numId w:val="18"/>
+        </w:numPr>
+      </w:pPr>
+      <w:r>
+        <w:t xml:space="preserve">Alt + E = Edit </w:t>
+      </w:r>
+    </w:p>
+    <w:p>
+      <w:pPr>
+        <w:pStyle w:val="ListParagraph"/>
+        <w:numPr>
+          <w:ilvl w:val="1"/>
+          <w:numId w:val="18"/>
+        </w:numPr>
+      </w:pPr>
+      <w:r>
+        <w:t>Alt + S = Source</w:t>
+      </w:r>
+    </w:p>
+    <w:p>
+      <w:pPr>
+        <w:pStyle w:val="ListParagraph"/>
+        <w:numPr>
+          <w:ilvl w:val="1"/>
+          <w:numId w:val="18"/>
+        </w:numPr>
+      </w:pPr>
+      <w:r>
+        <w:t>Alt + R = Refactor</w:t>
+      </w:r>
+    </w:p>
+    <w:p>
+      <w:pPr>
+        <w:pStyle w:val="ListParagraph"/>
+        <w:numPr>
+          <w:ilvl w:val="1"/>
+          <w:numId w:val="18"/>
+        </w:numPr>
+      </w:pPr>
+      <w:r>
+        <w:t>Alt + N</w:t>
+      </w:r>
+      <w:r>
+        <w:t xml:space="preserve"> = Navigate</w:t>
+      </w:r>
+    </w:p>
+    <w:p>
+      <w:pPr>
+        <w:pStyle w:val="ListParagraph"/>
+        <w:numPr>
+          <w:ilvl w:val="1"/>
+          <w:numId w:val="18"/>
+        </w:numPr>
+      </w:pPr>
+      <w:r>
+        <w:t>Alt + P</w:t>
+      </w:r>
+      <w:r>
+        <w:t xml:space="preserve"> = Project</w:t>
+      </w:r>
+    </w:p>
+    <w:p>
+      <w:pPr>
+        <w:pStyle w:val="ListParagraph"/>
+        <w:numPr>
+          <w:ilvl w:val="1"/>
+          <w:numId w:val="18"/>
+        </w:numPr>
+      </w:pPr>
+      <w:r>
+        <w:t>Alt + W = Window</w:t>
+      </w:r>
+    </w:p>
+    <w:p>
+      <w:pPr>
+        <w:pStyle w:val="ListParagraph"/>
+        <w:numPr>
+          <w:ilvl w:val="1"/>
+          <w:numId w:val="18"/>
+        </w:numPr>
+      </w:pPr>
+      <w:r>
+        <w:t>Alt + H = Help</w:t>
+      </w:r>
+    </w:p>
+    <w:p/>
+    <w:p>
+      <w:pPr>
+        <w:pStyle w:val="ListParagraph"/>
+        <w:ind w:left="1440"/>
+      </w:pPr>
+    </w:p>
+    <w:p>
+      <w:pPr>
+        <w:pStyle w:val="ListParagraph"/>
+      </w:pPr>
+    </w:p>
+    <w:p>
+      <w:pPr>
+        <w:ind w:left="360" w:firstLine="360"/>
+        <w:jc w:val="center"/>
+      </w:pPr>
+      <w:r>
+        <w:rPr>
+          <w:rFonts w:ascii="Cambria Math" w:hAnsi="Cambria Math" w:cs="Cambria Math"/>
+        </w:rPr>
+        <w:t>𝐀𝐥𝐭</w:t>
+      </w:r>
+      <w:r>
+        <w:t xml:space="preserve"> + </w:t>
+      </w:r>
+      <w:r>
+        <w:rPr>
+          <w:rFonts w:ascii="Cambria Math" w:hAnsi="Cambria Math" w:cs="Cambria Math"/>
+        </w:rPr>
+        <w:t>𝐒𝐡𝐢𝐟𝐭</w:t>
+      </w:r>
+      <w:r>
+        <w:t xml:space="preserve"> +</w:t>
+      </w:r>
+    </w:p>
+    <w:p>
+      <w:pPr>
+        <w:ind w:left="360" w:firstLine="360"/>
+        <w:jc w:val="center"/>
+      </w:pPr>
+    </w:p>
+    <w:p>
+      <w:pPr>
+        <w:pStyle w:val="ListParagraph"/>
+        <w:numPr>
+          <w:ilvl w:val="0"/>
+          <w:numId w:val="19"/>
+        </w:numPr>
+      </w:pPr>
+      <w:r>
+        <w:rPr>
+          <w:rFonts w:ascii="Cambria Math" w:hAnsi="Cambria Math" w:cs="Cambria Math"/>
+        </w:rPr>
+        <w:t>𝐀𝐥𝐭</w:t>
+      </w:r>
+      <w:r>
+        <w:t xml:space="preserve"> + </w:t>
+      </w:r>
+      <w:r>
+        <w:rPr>
+          <w:rFonts w:ascii="Cambria Math" w:hAnsi="Cambria Math" w:cs="Cambria Math"/>
+        </w:rPr>
+        <w:t>𝐒𝐡𝐢𝐟𝐭</w:t>
+      </w:r>
+      <w:r>
+        <w:t xml:space="preserve"> + </w:t>
+      </w:r>
+      <w:r>
+        <w:rPr>
+          <w:rFonts w:ascii="Cambria Math" w:hAnsi="Cambria Math" w:cs="Cambria Math"/>
+        </w:rPr>
+        <w:t>𝐀</w:t>
+      </w:r>
+      <w:r>
+        <w:t xml:space="preserve"> + </w:t>
+      </w:r>
+      <w:r>
+        <w:rPr>
+          <w:rFonts w:ascii="Cambria Math" w:hAnsi="Cambria Math" w:cs="Cambria Math"/>
+        </w:rPr>
+        <w:t>𝐒𝐡𝐢𝐟𝐭</w:t>
+      </w:r>
+      <w:r>
+        <w:t xml:space="preserve"> + ↑/↓ = </w:t>
+      </w:r>
+      <w:proofErr w:type="gramStart"/>
+      <w:r>
+        <w:t>Multi-line</w:t>
+      </w:r>
+      <w:proofErr w:type="gramEnd"/>
+      <w:r>
+        <w:t xml:space="preserve"> editing (block selection)</w:t>
+      </w:r>
+    </w:p>
+    <w:p>
+      <w:pPr>
+        <w:pStyle w:val="ListParagraph"/>
+        <w:numPr>
+          <w:ilvl w:val="0"/>
+          <w:numId w:val="19"/>
+        </w:numPr>
+      </w:pPr>
+      <w:r>
+        <w:rPr>
+          <w:rFonts w:ascii="Cambria Math" w:hAnsi="Cambria Math" w:cs="Cambria Math"/>
+        </w:rPr>
+        <w:t>𝐀𝐥𝐭</w:t>
+      </w:r>
+      <w:r>
+        <w:t xml:space="preserve"> + </w:t>
+      </w:r>
+      <w:r>
+        <w:rPr>
+          <w:rFonts w:ascii="Cambria Math" w:hAnsi="Cambria Math" w:cs="Cambria Math"/>
+        </w:rPr>
+        <w:t>𝐒𝐡𝐢𝐟𝐭</w:t>
+      </w:r>
+      <w:r>
+        <w:t xml:space="preserve"> </w:t>
+      </w:r>
+      <w:r>
+        <w:rPr>
+          <w:b/>
+          <w:bCs/>
+        </w:rPr>
+        <w:t xml:space="preserve">+ </w:t>
+      </w:r>
+      <w:r>
+        <w:rPr>
+          <w:rFonts w:ascii="Cambria Math" w:hAnsi="Cambria Math" w:cs="Cambria Math"/>
+          <w:b/>
+          <w:bCs/>
+        </w:rPr>
+        <w:t>B</w:t>
+      </w:r>
+      <w:r>
+        <w:rPr>
+          <w:rFonts w:ascii="Cambria Math" w:hAnsi="Cambria Math" w:cs="Cambria Math"/>
+        </w:rPr>
+        <w:t xml:space="preserve"> = Show/Hide </w:t>
+      </w:r>
+      <w:proofErr w:type="spellStart"/>
+      <w:proofErr w:type="gramStart"/>
+      <w:r>
+        <w:rPr>
+          <w:rFonts w:ascii="Cambria Math" w:hAnsi="Cambria Math" w:cs="Cambria Math"/>
+        </w:rPr>
+        <w:t>BreadCrumb</w:t>
+      </w:r>
+      <w:proofErr w:type="spellEnd"/>
+      <w:r>
+        <w:rPr>
+          <w:rFonts w:ascii="Cambria Math" w:hAnsi="Cambria Math" w:cs="Cambria Math"/>
+        </w:rPr>
+        <w:t>(</w:t>
+      </w:r>
+      <w:proofErr w:type="gramEnd"/>
+      <w:r>
+        <w:rPr>
+          <w:rFonts w:ascii="Cambria Math" w:hAnsi="Cambria Math" w:cs="Cambria Math"/>
+        </w:rPr>
+        <w:t>Directory path in program upper tab)</w:t>
+      </w:r>
+    </w:p>
+    <w:p>
+      <w:pPr>
+        <w:pStyle w:val="ListParagraph"/>
+        <w:numPr>
+          <w:ilvl w:val="0"/>
+          <w:numId w:val="19"/>
+        </w:numPr>
+      </w:pPr>
+      <w:r>
+        <w:rPr>
+          <w:rFonts w:ascii="Cambria Math" w:hAnsi="Cambria Math" w:cs="Cambria Math"/>
+        </w:rPr>
+        <w:t>𝐀𝐥𝐭</w:t>
+      </w:r>
+      <w:r>
+        <w:t xml:space="preserve"> + </w:t>
+      </w:r>
+      <w:r>
+        <w:rPr>
+          <w:rFonts w:ascii="Cambria Math" w:hAnsi="Cambria Math" w:cs="Cambria Math"/>
+        </w:rPr>
+        <w:t>𝐒𝐡𝐢𝐟𝐭</w:t>
+      </w:r>
+      <w:r>
+        <w:t xml:space="preserve"> + </w:t>
+      </w:r>
+      <w:r>
+        <w:rPr>
+          <w:rFonts w:ascii="Cambria Math" w:hAnsi="Cambria Math" w:cs="Cambria Math"/>
+        </w:rPr>
+        <w:t>𝐃</w:t>
+      </w:r>
+      <w:r>
+        <w:t xml:space="preserve"> + </w:t>
+      </w:r>
+      <w:r>
+        <w:rPr>
+          <w:rFonts w:ascii="Cambria Math" w:hAnsi="Cambria Math" w:cs="Cambria Math"/>
+        </w:rPr>
+        <w:t>𝐉</w:t>
+      </w:r>
+      <w:r>
+        <w:t xml:space="preserve"> = Debug program</w:t>
+      </w:r>
+    </w:p>
+    <w:p>
+      <w:pPr>
+        <w:pStyle w:val="ListParagraph"/>
+        <w:numPr>
+          <w:ilvl w:val="0"/>
+          <w:numId w:val="19"/>
+        </w:numPr>
+      </w:pPr>
+      <w:r>
+        <w:rPr>
+          <w:rFonts w:ascii="Cambria Math" w:hAnsi="Cambria Math" w:cs="Cambria Math"/>
+        </w:rPr>
+        <w:t>𝐀𝐥𝐭</w:t>
+      </w:r>
+      <w:r>
+        <w:t xml:space="preserve"> + </w:t>
+      </w:r>
+      <w:r>
+        <w:rPr>
+          <w:rFonts w:ascii="Cambria Math" w:hAnsi="Cambria Math" w:cs="Cambria Math"/>
+        </w:rPr>
+        <w:t>𝐒𝐡𝐢𝐟𝐭</w:t>
+      </w:r>
+      <w:r>
+        <w:t xml:space="preserve"> + </w:t>
+      </w:r>
+      <w:r>
+        <w:rPr>
+          <w:rFonts w:ascii="Cambria Math" w:hAnsi="Cambria Math" w:cs="Cambria Math"/>
+        </w:rPr>
+        <w:t>𝐌</w:t>
+      </w:r>
+      <w:r>
+        <w:t xml:space="preserve"> = Extract method</w:t>
+      </w:r>
+    </w:p>
+    <w:p>
+      <w:pPr>
+        <w:pStyle w:val="ListParagraph"/>
+        <w:numPr>
+          <w:ilvl w:val="0"/>
+          <w:numId w:val="19"/>
+        </w:numPr>
+      </w:pPr>
+      <w:r>
+        <w:rPr>
+          <w:rFonts w:ascii="Cambria Math" w:hAnsi="Cambria Math" w:cs="Cambria Math"/>
+        </w:rPr>
+        <w:t>𝐀𝐥𝐭</w:t>
+      </w:r>
+      <w:r>
+        <w:t xml:space="preserve"> + </w:t>
+      </w:r>
+      <w:r>
+        <w:rPr>
+          <w:rFonts w:ascii="Cambria Math" w:hAnsi="Cambria Math" w:cs="Cambria Math"/>
+        </w:rPr>
+        <w:t>𝐒𝐡𝐢𝐟𝐭</w:t>
+      </w:r>
+      <w:r>
+        <w:t xml:space="preserve"> </w:t>
+      </w:r>
+      <w:r>
+        <w:rPr>
+          <w:b/>
+          <w:bCs/>
+        </w:rPr>
+        <w:t>+ Q + P</w:t>
+      </w:r>
+      <w:r>
+        <w:t xml:space="preserve"> = File Explorer Clearly visible</w:t>
+      </w:r>
+    </w:p>
+    <w:p>
+      <w:pPr>
+        <w:pStyle w:val="ListParagraph"/>
+        <w:numPr>
+          <w:ilvl w:val="0"/>
+          <w:numId w:val="19"/>
+        </w:numPr>
+      </w:pPr>
+      <w:r>
+        <w:rPr>
+          <w:rFonts w:ascii="Cambria Math" w:hAnsi="Cambria Math" w:cs="Cambria Math"/>
+        </w:rPr>
+        <w:t>𝐀𝐥𝐭</w:t>
+      </w:r>
+      <w:r>
+        <w:t xml:space="preserve"> + </w:t>
+      </w:r>
+      <w:r>
+        <w:rPr>
+          <w:rFonts w:ascii="Cambria Math" w:hAnsi="Cambria Math" w:cs="Cambria Math"/>
+        </w:rPr>
+        <w:t>𝐒𝐡𝐢𝐟𝐭</w:t>
+      </w:r>
+      <w:r>
+        <w:t xml:space="preserve"> + </w:t>
+      </w:r>
+      <w:r>
+        <w:rPr>
+          <w:rFonts w:ascii="Cambria Math" w:hAnsi="Cambria Math" w:cs="Cambria Math"/>
+        </w:rPr>
+        <w:t>𝐑</w:t>
+      </w:r>
+      <w:r>
+        <w:t xml:space="preserve"> = Rename (all occurrences)</w:t>
+      </w:r>
+      <w:r>
+        <w:t xml:space="preserve"> of same word</w:t>
+      </w:r>
+      <w:r>
+        <w:t xml:space="preserve">/Edit All </w:t>
+      </w:r>
+      <w:proofErr w:type="spellStart"/>
+      <w:r>
+        <w:t>Occrences</w:t>
+      </w:r>
+      <w:proofErr w:type="spellEnd"/>
+      <w:r>
+        <w:t>/ Refactor</w:t>
+      </w:r>
+    </w:p>
+    <w:p>
+      <w:pPr>
+        <w:pStyle w:val="ListParagraph"/>
+        <w:numPr>
+          <w:ilvl w:val="0"/>
+          <w:numId w:val="19"/>
+        </w:numPr>
+      </w:pPr>
+      <w:r>
+        <w:rPr>
+          <w:rFonts w:ascii="Cambria Math" w:hAnsi="Cambria Math" w:cs="Cambria Math"/>
+        </w:rPr>
+        <w:t>𝐀𝐥𝐭</w:t>
+      </w:r>
+      <w:r>
+        <w:t xml:space="preserve"> + </w:t>
+      </w:r>
+      <w:r>
+        <w:rPr>
+          <w:rFonts w:ascii="Cambria Math" w:hAnsi="Cambria Math" w:cs="Cambria Math"/>
+        </w:rPr>
+        <w:t>𝐒𝐡𝐢𝐟𝐭</w:t>
+      </w:r>
+      <w:r>
+        <w:t xml:space="preserve"> + </w:t>
+      </w:r>
+      <w:r>
+        <w:rPr>
+          <w:rFonts w:ascii="Cambria Math" w:hAnsi="Cambria Math" w:cs="Cambria Math"/>
+        </w:rPr>
+        <w:t>𝐑</w:t>
+      </w:r>
+      <w:r>
+        <w:t xml:space="preserve"> (twice) = Rename class/method</w:t>
+      </w:r>
+    </w:p>
+    <w:p>
+      <w:pPr>
+        <w:pStyle w:val="ListParagraph"/>
+        <w:numPr>
+          <w:ilvl w:val="0"/>
+          <w:numId w:val="19"/>
+        </w:numPr>
+      </w:pPr>
+      <w:r>
+        <w:rPr>
+          <w:rFonts w:ascii="Cambria Math" w:hAnsi="Cambria Math" w:cs="Cambria Math"/>
+        </w:rPr>
+        <w:t>𝐀𝐥𝐭</w:t>
+      </w:r>
+      <w:r>
+        <w:t xml:space="preserve"> + </w:t>
+      </w:r>
+      <w:r>
+        <w:rPr>
+          <w:rFonts w:ascii="Cambria Math" w:hAnsi="Cambria Math" w:cs="Cambria Math"/>
+        </w:rPr>
+        <w:t>𝐒𝐡𝐢𝐟𝐭</w:t>
+      </w:r>
+      <w:r>
+        <w:t xml:space="preserve"> + </w:t>
+      </w:r>
+      <w:r>
+        <w:rPr>
+          <w:rFonts w:ascii="Cambria Math" w:hAnsi="Cambria Math" w:cs="Cambria Math"/>
+        </w:rPr>
+        <w:t>𝐒</w:t>
+      </w:r>
+      <w:r>
+        <w:t xml:space="preserve"> → </w:t>
+      </w:r>
+      <w:r>
+        <w:rPr>
+          <w:rFonts w:ascii="Cambria Math" w:hAnsi="Cambria Math" w:cs="Cambria Math"/>
+        </w:rPr>
+        <w:t>𝐑</w:t>
+      </w:r>
+      <w:r>
+        <w:t xml:space="preserve"> = Generate Getters &amp; Setters</w:t>
+      </w:r>
+    </w:p>
+    <w:p>
+      <w:pPr>
+        <w:pStyle w:val="ListParagraph"/>
+        <w:numPr>
+          <w:ilvl w:val="0"/>
+          <w:numId w:val="19"/>
+        </w:numPr>
+      </w:pPr>
+      <w:r>
+        <w:rPr>
+          <w:rFonts w:ascii="Cambria Math" w:hAnsi="Cambria Math" w:cs="Cambria Math"/>
+        </w:rPr>
+        <w:t>𝐀𝐥𝐭</w:t>
+      </w:r>
+      <w:r>
+        <w:t xml:space="preserve"> + </w:t>
+      </w:r>
+      <w:r>
+        <w:rPr>
+          <w:rFonts w:ascii="Cambria Math" w:hAnsi="Cambria Math" w:cs="Cambria Math"/>
+        </w:rPr>
+        <w:t>𝐒𝐡𝐢𝐟𝐭</w:t>
+      </w:r>
+      <w:r>
+        <w:t xml:space="preserve"> + </w:t>
+      </w:r>
+      <w:r>
+        <w:rPr>
+          <w:rFonts w:ascii="Cambria Math" w:hAnsi="Cambria Math" w:cs="Cambria Math"/>
+        </w:rPr>
+        <w:t>𝐒</w:t>
+      </w:r>
+      <w:r>
+        <w:t xml:space="preserve"> →</w:t>
+      </w:r>
+      <w:r>
+        <w:t xml:space="preserve"> </w:t>
+      </w:r>
+      <w:r>
+        <w:rPr>
+          <w:b/>
+          <w:bCs/>
+        </w:rPr>
+        <w:t>S</w:t>
+      </w:r>
+      <w:r>
+        <w:t xml:space="preserve"> = for generate </w:t>
+      </w:r>
+      <w:proofErr w:type="spellStart"/>
+      <w:r>
+        <w:t>toString</w:t>
+      </w:r>
+      <w:proofErr w:type="spellEnd"/>
+      <w:r>
+        <w:t xml:space="preserve"> method, of selected Strings.</w:t>
+      </w:r>
+    </w:p>
+    <w:p>
+      <w:pPr>
+        <w:pStyle w:val="ListParagraph"/>
+        <w:numPr>
+          <w:ilvl w:val="0"/>
+          <w:numId w:val="19"/>
+        </w:numPr>
+      </w:pPr>
+      <w:r>
+        <w:rPr>
+          <w:rFonts w:ascii="Cambria Math" w:hAnsi="Cambria Math" w:cs="Cambria Math"/>
+        </w:rPr>
+        <w:t>𝐀𝐥𝐭</w:t>
+      </w:r>
+      <w:r>
+        <w:t xml:space="preserve"> + </w:t>
+      </w:r>
+      <w:r>
+        <w:rPr>
+          <w:rFonts w:ascii="Cambria Math" w:hAnsi="Cambria Math" w:cs="Cambria Math"/>
+        </w:rPr>
+        <w:t>𝐒𝐡𝐢𝐟𝐭</w:t>
+      </w:r>
+      <w:r>
+        <w:t xml:space="preserve"> + </w:t>
+      </w:r>
+      <w:r>
+        <w:rPr>
+          <w:rFonts w:ascii="Cambria Math" w:hAnsi="Cambria Math" w:cs="Cambria Math"/>
+        </w:rPr>
+        <w:t>𝐒</w:t>
+      </w:r>
+      <w:r>
+        <w:t xml:space="preserve"> →</w:t>
+      </w:r>
+      <w:r>
+        <w:t xml:space="preserve"> </w:t>
+      </w:r>
+      <w:r>
+        <w:rPr>
+          <w:b/>
+          <w:bCs/>
+        </w:rPr>
+        <w:t>O</w:t>
+      </w:r>
+      <w:r>
+        <w:t xml:space="preserve"> = Generate Constructor of created variables and all.</w:t>
+      </w:r>
+    </w:p>
+    <w:p>
+      <w:pPr>
+        <w:pStyle w:val="ListParagraph"/>
+        <w:numPr>
+          <w:ilvl w:val="0"/>
+          <w:numId w:val="19"/>
+        </w:numPr>
+      </w:pPr>
+      <w:r>
+        <w:rPr>
+          <w:rFonts w:ascii="Cambria Math" w:hAnsi="Cambria Math" w:cs="Cambria Math"/>
+        </w:rPr>
+        <w:t>𝐀𝐥𝐭</w:t>
+      </w:r>
+      <w:r>
+        <w:t xml:space="preserve"> + </w:t>
+      </w:r>
+      <w:r>
+        <w:rPr>
+          <w:rFonts w:ascii="Cambria Math" w:hAnsi="Cambria Math" w:cs="Cambria Math"/>
+        </w:rPr>
+        <w:t>𝐒𝐡𝐢𝐟𝐭</w:t>
+      </w:r>
+      <w:r>
+        <w:t xml:space="preserve"> + </w:t>
+      </w:r>
+      <w:r>
+        <w:rPr>
+          <w:rFonts w:ascii="Cambria Math" w:hAnsi="Cambria Math" w:cs="Cambria Math"/>
+        </w:rPr>
+        <w:t>𝐓</w:t>
+      </w:r>
+      <w:r>
+        <w:t xml:space="preserve"> = Refactor options menu</w:t>
+      </w:r>
+    </w:p>
+    <w:p>
+      <w:pPr>
+        <w:pStyle w:val="ListParagraph"/>
+        <w:numPr>
+          <w:ilvl w:val="0"/>
+          <w:numId w:val="19"/>
+        </w:numPr>
+      </w:pPr>
+      <w:r>
+        <w:rPr>
+          <w:rFonts w:ascii="Cambria Math" w:hAnsi="Cambria Math" w:cs="Cambria Math"/>
+        </w:rPr>
         <w:lastRenderedPageBreak/>
         <w:t>𝐀𝐥𝐭</w:t>
       </w:r>
@@ -1487,10 +2467,10 @@
         <w:rPr>
           <w:rFonts w:ascii="Cambria Math" w:hAnsi="Cambria Math" w:cs="Cambria Math"/>
         </w:rPr>
-        <w:t>𝐅</w:t>
-      </w:r>
-      <w:r>
-        <w:t xml:space="preserve"> → </w:t>
+        <w:t>𝐒𝐡𝐢𝐟𝐭</w:t>
+      </w:r>
+      <w:r>
+        <w:t xml:space="preserve"> + </w:t>
       </w:r>
       <w:r>
         <w:rPr>
@@ -1499,7 +2479,16 @@
         <w:t>𝐗</w:t>
       </w:r>
       <w:r>
-        <w:t xml:space="preserve"> = Close Eclipse (fast)</w:t>
+        <w:t xml:space="preserve"> + </w:t>
+      </w:r>
+      <w:r>
+        <w:rPr>
+          <w:rFonts w:ascii="Cambria Math" w:hAnsi="Cambria Math" w:cs="Cambria Math"/>
+        </w:rPr>
+        <w:t>𝐉</w:t>
+      </w:r>
+      <w:r>
+        <w:t xml:space="preserve"> = Run Java Application</w:t>
       </w:r>
     </w:p>
     <w:p>
@@ -1507,577 +2496,367 @@
         <w:pStyle w:val="ListParagraph"/>
         <w:numPr>
           <w:ilvl w:val="0"/>
-          <w:numId w:val="18"/>
-        </w:numPr>
-      </w:pPr>
-      <w:r>
+          <w:numId w:val="19"/>
+        </w:numPr>
+      </w:pPr>
+      <w:r>
+        <w:rPr>
+          <w:rFonts w:ascii="Cambria Math" w:hAnsi="Cambria Math" w:cs="Cambria Math"/>
+        </w:rPr>
+        <w:t>𝐀𝐥𝐭</w:t>
+      </w:r>
+      <w:r>
+        <w:t xml:space="preserve"> + </w:t>
+      </w:r>
+      <w:r>
+        <w:rPr>
+          <w:rFonts w:ascii="Cambria Math" w:hAnsi="Cambria Math" w:cs="Cambria Math"/>
+        </w:rPr>
+        <w:t>𝐒𝐡𝐢𝐟𝐭</w:t>
+      </w:r>
+      <w:r>
+        <w:t xml:space="preserve"> + </w:t>
+      </w:r>
+      <w:r>
+        <w:rPr>
+          <w:rFonts w:ascii="Cambria Math" w:hAnsi="Cambria Math" w:cs="Cambria Math"/>
+        </w:rPr>
+        <w:t>𝐗</w:t>
+      </w:r>
+      <w:r>
+        <w:t xml:space="preserve"> + </w:t>
+      </w:r>
+      <w:r>
+        <w:rPr>
+          <w:rFonts w:ascii="Cambria Math" w:hAnsi="Cambria Math" w:cs="Cambria Math"/>
+        </w:rPr>
+        <w:t>𝐑</w:t>
+      </w:r>
+      <w:r>
+        <w:t xml:space="preserve"> = Run on Server</w:t>
+      </w:r>
+    </w:p>
+    <w:p>
+      <w:pPr>
+        <w:pStyle w:val="ListParagraph"/>
+        <w:numPr>
+          <w:ilvl w:val="0"/>
+          <w:numId w:val="19"/>
+        </w:numPr>
+      </w:pPr>
+      <w:r>
+        <w:rPr>
+          <w:rFonts w:ascii="Cambria Math" w:hAnsi="Cambria Math" w:cs="Cambria Math"/>
+        </w:rPr>
+        <w:t>𝐀𝐥𝐭</w:t>
+      </w:r>
+      <w:r>
+        <w:t xml:space="preserve"> + </w:t>
+      </w:r>
+      <w:r>
+        <w:rPr>
+          <w:rFonts w:ascii="Cambria Math" w:hAnsi="Cambria Math" w:cs="Cambria Math"/>
+        </w:rPr>
+        <w:t>𝐒𝐡𝐢𝐟𝐭</w:t>
+      </w:r>
+      <w:r>
+        <w:t xml:space="preserve"> + </w:t>
+      </w:r>
+      <w:r>
+        <w:rPr>
+          <w:rFonts w:ascii="Cambria Math" w:hAnsi="Cambria Math" w:cs="Cambria Math"/>
+        </w:rPr>
+        <w:t>𝐙</w:t>
+      </w:r>
+      <w:r>
+        <w:t xml:space="preserve"> = Surround with (try-catch / loops / conditionals)</w:t>
+      </w:r>
+    </w:p>
+    <w:p>
+      <w:pPr>
+        <w:ind w:left="720"/>
+      </w:pPr>
+    </w:p>
+    <w:p>
+      <w:pPr>
+        <w:ind w:left="720"/>
+        <w:jc w:val="center"/>
+      </w:pPr>
+      <w:r>
+        <w:rPr>
+          <w:rFonts w:ascii="Cambria Math" w:hAnsi="Cambria Math" w:cs="Cambria Math"/>
+        </w:rPr>
+        <w:t>𝐒𝐡𝐢𝐟𝐭</w:t>
+      </w:r>
+      <w:r>
+        <w:t xml:space="preserve"> +</w:t>
+      </w:r>
+    </w:p>
+    <w:p>
+      <w:pPr>
+        <w:ind w:left="720"/>
+        <w:jc w:val="center"/>
+      </w:pPr>
+    </w:p>
+    <w:p>
+      <w:pPr>
+        <w:pStyle w:val="ListParagraph"/>
+        <w:numPr>
+          <w:ilvl w:val="0"/>
+          <w:numId w:val="20"/>
+        </w:numPr>
+      </w:pPr>
+      <w:r>
+        <w:rPr>
+          <w:rFonts w:ascii="Cambria Math" w:hAnsi="Cambria Math" w:cs="Cambria Math"/>
+        </w:rPr>
+        <w:t>𝐒𝐡𝐢𝐟𝐭</w:t>
+      </w:r>
+      <w:r>
+        <w:t xml:space="preserve"> + </w:t>
+      </w:r>
+      <w:r>
+        <w:rPr>
+          <w:rFonts w:ascii="Cambria Math" w:hAnsi="Cambria Math" w:cs="Cambria Math"/>
+        </w:rPr>
+        <w:t>𝐇𝐨𝐦𝐞</w:t>
+      </w:r>
+      <w:r>
+        <w:t xml:space="preserve"> / </w:t>
+      </w:r>
+      <w:r>
+        <w:rPr>
+          <w:rFonts w:ascii="Cambria Math" w:hAnsi="Cambria Math" w:cs="Cambria Math"/>
+        </w:rPr>
+        <w:t>𝐄𝐧𝐝</w:t>
+      </w:r>
+      <w:r>
+        <w:t xml:space="preserve"> = Select line start/end</w:t>
+      </w:r>
+    </w:p>
+    <w:p>
+      <w:pPr>
+        <w:ind w:left="720"/>
+      </w:pPr>
+    </w:p>
+    <w:p>
+      <w:pPr>
+        <w:ind w:left="720"/>
+        <w:jc w:val="center"/>
         <w:rPr>
           <w:b/>
           <w:bCs/>
         </w:rPr>
-        <w:t>Alt  + click</w:t>
-      </w:r>
-      <w:r>
-        <w:t xml:space="preserve"> – for cursor on </w:t>
-      </w:r>
-      <w:proofErr w:type="spellStart"/>
-      <w:r>
-        <w:t>occurences</w:t>
-      </w:r>
-      <w:proofErr w:type="spellEnd"/>
-      <w:r>
-        <w:t xml:space="preserve"> where to change.</w:t>
-      </w:r>
-    </w:p>
-    <w:p>
-      <w:pPr>
-        <w:pStyle w:val="ListParagraph"/>
-      </w:pPr>
-    </w:p>
-    <w:p>
-      <w:pPr>
-        <w:ind w:left="360" w:firstLine="360"/>
-        <w:jc w:val="center"/>
-      </w:pPr>
-      <w:r>
-        <w:rPr>
-          <w:rFonts w:ascii="Cambria Math" w:hAnsi="Cambria Math" w:cs="Cambria Math"/>
-        </w:rPr>
-        <w:t>𝐀𝐥𝐭</w:t>
-      </w:r>
-      <w:r>
-        <w:t xml:space="preserve"> + </w:t>
-      </w:r>
-      <w:r>
-        <w:rPr>
-          <w:rFonts w:ascii="Cambria Math" w:hAnsi="Cambria Math" w:cs="Cambria Math"/>
-        </w:rPr>
-        <w:t>𝐒𝐡𝐢𝐟𝐭</w:t>
-      </w:r>
-      <w:r>
-        <w:t xml:space="preserve"> +</w:t>
-      </w:r>
-    </w:p>
-    <w:p>
-      <w:pPr>
-        <w:ind w:left="360" w:firstLine="360"/>
-        <w:jc w:val="center"/>
-      </w:pPr>
-    </w:p>
-    <w:p>
-      <w:pPr>
-        <w:pStyle w:val="ListParagraph"/>
-        <w:numPr>
-          <w:ilvl w:val="0"/>
-          <w:numId w:val="19"/>
-        </w:numPr>
-      </w:pPr>
-      <w:r>
-        <w:rPr>
-          <w:rFonts w:ascii="Cambria Math" w:hAnsi="Cambria Math" w:cs="Cambria Math"/>
-        </w:rPr>
-        <w:t>𝐀𝐥𝐭</w:t>
-      </w:r>
-      <w:r>
-        <w:t xml:space="preserve"> + </w:t>
-      </w:r>
-      <w:r>
-        <w:rPr>
-          <w:rFonts w:ascii="Cambria Math" w:hAnsi="Cambria Math" w:cs="Cambria Math"/>
-        </w:rPr>
-        <w:t>𝐒𝐡𝐢𝐟𝐭</w:t>
-      </w:r>
-      <w:r>
-        <w:t xml:space="preserve"> + </w:t>
-      </w:r>
-      <w:r>
-        <w:rPr>
-          <w:rFonts w:ascii="Cambria Math" w:hAnsi="Cambria Math" w:cs="Cambria Math"/>
-        </w:rPr>
-        <w:t>𝐀</w:t>
-      </w:r>
-      <w:r>
-        <w:t xml:space="preserve"> + </w:t>
-      </w:r>
-      <w:r>
-        <w:rPr>
-          <w:rFonts w:ascii="Cambria Math" w:hAnsi="Cambria Math" w:cs="Cambria Math"/>
-        </w:rPr>
-        <w:t>𝐒𝐡𝐢𝐟𝐭</w:t>
-      </w:r>
-      <w:r>
-        <w:t xml:space="preserve"> + ↑/↓ = Multi-line editing (block selection)</w:t>
-      </w:r>
-    </w:p>
-    <w:p>
-      <w:pPr>
-        <w:pStyle w:val="ListParagraph"/>
-        <w:numPr>
-          <w:ilvl w:val="0"/>
-          <w:numId w:val="19"/>
-        </w:numPr>
-      </w:pPr>
-      <w:r>
-        <w:rPr>
-          <w:rFonts w:ascii="Cambria Math" w:hAnsi="Cambria Math" w:cs="Cambria Math"/>
-        </w:rPr>
-        <w:t>𝐀𝐥𝐭</w:t>
-      </w:r>
-      <w:r>
-        <w:t xml:space="preserve"> + </w:t>
-      </w:r>
-      <w:r>
-        <w:rPr>
-          <w:rFonts w:ascii="Cambria Math" w:hAnsi="Cambria Math" w:cs="Cambria Math"/>
-        </w:rPr>
-        <w:t>𝐒𝐡𝐢𝐟𝐭</w:t>
-      </w:r>
-      <w:r>
-        <w:t xml:space="preserve"> </w:t>
-      </w:r>
-      <w:r>
-        <w:rPr>
+      </w:pPr>
+      <w:r>
+        <w:rPr>
+          <w:rFonts w:ascii="Cambria Math" w:hAnsi="Cambria Math" w:cs="Cambria Math"/>
           <w:b/>
           <w:bCs/>
         </w:rPr>
-        <w:t xml:space="preserve">+ </w:t>
-      </w:r>
-      <w:r>
-        <w:rPr>
-          <w:rFonts w:ascii="Cambria Math" w:hAnsi="Cambria Math" w:cs="Cambria Math"/>
+        <w:t>Custom Created Similar to my VS Code Snippet</w:t>
+      </w:r>
+      <w:r>
+        <w:rPr>
           <w:b/>
           <w:bCs/>
         </w:rPr>
-        <w:t>B</w:t>
-      </w:r>
-      <w:r>
-        <w:rPr>
-          <w:rFonts w:ascii="Cambria Math" w:hAnsi="Cambria Math" w:cs="Cambria Math"/>
-        </w:rPr>
-        <w:t xml:space="preserve"> = Show/Hide </w:t>
-      </w:r>
-      <w:proofErr w:type="spellStart"/>
-      <w:r>
-        <w:rPr>
-          <w:rFonts w:ascii="Cambria Math" w:hAnsi="Cambria Math" w:cs="Cambria Math"/>
-        </w:rPr>
-        <w:t>BreadCrumb</w:t>
-      </w:r>
-      <w:proofErr w:type="spellEnd"/>
-      <w:r>
-        <w:rPr>
-          <w:rFonts w:ascii="Cambria Math" w:hAnsi="Cambria Math" w:cs="Cambria Math"/>
-        </w:rPr>
-        <w:t>(Directory path in program upper tab)</w:t>
-      </w:r>
-    </w:p>
-    <w:p>
-      <w:pPr>
-        <w:pStyle w:val="ListParagraph"/>
-        <w:numPr>
-          <w:ilvl w:val="0"/>
-          <w:numId w:val="19"/>
-        </w:numPr>
-      </w:pPr>
-      <w:r>
-        <w:rPr>
-          <w:rFonts w:ascii="Cambria Math" w:hAnsi="Cambria Math" w:cs="Cambria Math"/>
-        </w:rPr>
-        <w:t>𝐀𝐥𝐭</w:t>
-      </w:r>
-      <w:r>
-        <w:t xml:space="preserve"> + </w:t>
-      </w:r>
-      <w:r>
-        <w:rPr>
-          <w:rFonts w:ascii="Cambria Math" w:hAnsi="Cambria Math" w:cs="Cambria Math"/>
-        </w:rPr>
-        <w:t>𝐒𝐡𝐢𝐟𝐭</w:t>
-      </w:r>
-      <w:r>
-        <w:t xml:space="preserve"> + </w:t>
-      </w:r>
-      <w:r>
-        <w:rPr>
-          <w:rFonts w:ascii="Cambria Math" w:hAnsi="Cambria Math" w:cs="Cambria Math"/>
-        </w:rPr>
-        <w:t>𝐃</w:t>
-      </w:r>
-      <w:r>
-        <w:t xml:space="preserve"> + </w:t>
-      </w:r>
-      <w:r>
-        <w:rPr>
-          <w:rFonts w:ascii="Cambria Math" w:hAnsi="Cambria Math" w:cs="Cambria Math"/>
-        </w:rPr>
-        <w:t>𝐉</w:t>
-      </w:r>
-      <w:r>
-        <w:t xml:space="preserve"> = Debug program</w:t>
-      </w:r>
-    </w:p>
-    <w:p>
-      <w:pPr>
-        <w:pStyle w:val="ListParagraph"/>
-        <w:numPr>
-          <w:ilvl w:val="0"/>
-          <w:numId w:val="19"/>
-        </w:numPr>
-      </w:pPr>
-      <w:r>
-        <w:rPr>
-          <w:rFonts w:ascii="Cambria Math" w:hAnsi="Cambria Math" w:cs="Cambria Math"/>
-        </w:rPr>
-        <w:t>𝐀𝐥𝐭</w:t>
-      </w:r>
-      <w:r>
-        <w:t xml:space="preserve"> + </w:t>
-      </w:r>
-      <w:r>
-        <w:rPr>
-          <w:rFonts w:ascii="Cambria Math" w:hAnsi="Cambria Math" w:cs="Cambria Math"/>
-        </w:rPr>
-        <w:t>𝐒𝐡𝐢𝐟𝐭</w:t>
-      </w:r>
-      <w:r>
-        <w:t xml:space="preserve"> + </w:t>
-      </w:r>
-      <w:r>
-        <w:rPr>
-          <w:rFonts w:ascii="Cambria Math" w:hAnsi="Cambria Math" w:cs="Cambria Math"/>
-        </w:rPr>
-        <w:t>𝐌</w:t>
-      </w:r>
-      <w:r>
-        <w:t xml:space="preserve"> = Extract method</w:t>
-      </w:r>
-    </w:p>
-    <w:p>
-      <w:pPr>
-        <w:pStyle w:val="ListParagraph"/>
-        <w:numPr>
-          <w:ilvl w:val="0"/>
-          <w:numId w:val="19"/>
-        </w:numPr>
-      </w:pPr>
-      <w:r>
-        <w:rPr>
-          <w:rFonts w:ascii="Cambria Math" w:hAnsi="Cambria Math" w:cs="Cambria Math"/>
-        </w:rPr>
-        <w:t>𝐀𝐥𝐭</w:t>
-      </w:r>
-      <w:r>
-        <w:t xml:space="preserve"> + </w:t>
-      </w:r>
-      <w:r>
-        <w:rPr>
-          <w:rFonts w:ascii="Cambria Math" w:hAnsi="Cambria Math" w:cs="Cambria Math"/>
-        </w:rPr>
-        <w:t>𝐒𝐡𝐢𝐟𝐭</w:t>
-      </w:r>
-      <w:r>
-        <w:t xml:space="preserve"> </w:t>
-      </w:r>
-      <w:r>
-        <w:rPr>
+        <w:t>+</w:t>
+      </w:r>
+    </w:p>
+    <w:p>
+      <w:pPr>
+        <w:ind w:left="720"/>
+        <w:rPr>
+          <w:rFonts w:ascii="Cambria Math" w:hAnsi="Cambria Math" w:cs="Cambria Math"/>
+        </w:rPr>
+      </w:pPr>
+      <w:r>
+        <w:rPr>
+          <w:rFonts w:ascii="Cambria Math" w:hAnsi="Cambria Math" w:cs="Cambria Math"/>
           <w:b/>
           <w:bCs/>
         </w:rPr>
-        <w:t>+ Q + P</w:t>
-      </w:r>
-      <w:r>
-        <w:t xml:space="preserve"> = File Explorer Clearly visible</w:t>
-      </w:r>
-    </w:p>
-    <w:p>
-      <w:pPr>
-        <w:pStyle w:val="ListParagraph"/>
-        <w:numPr>
-          <w:ilvl w:val="0"/>
-          <w:numId w:val="19"/>
-        </w:numPr>
-      </w:pPr>
-      <w:r>
-        <w:rPr>
-          <w:rFonts w:ascii="Cambria Math" w:hAnsi="Cambria Math" w:cs="Cambria Math"/>
-        </w:rPr>
-        <w:t>𝐀𝐥𝐭</w:t>
-      </w:r>
-      <w:r>
+        <w:t>Ctrl + R</w:t>
+      </w:r>
+      <w:r>
+        <w:rPr>
+          <w:rFonts w:ascii="Cambria Math" w:hAnsi="Cambria Math" w:cs="Cambria Math"/>
+        </w:rPr>
+        <w:t xml:space="preserve"> = Refresh the window.</w:t>
+      </w:r>
+    </w:p>
+    <w:p>
+      <w:pPr>
+        <w:ind w:left="720"/>
+        <w:rPr>
+          <w:rFonts w:ascii="Cambria Math" w:hAnsi="Cambria Math" w:cs="Cambria Math"/>
+        </w:rPr>
+      </w:pPr>
+      <w:r>
+        <w:rPr>
+          <w:rFonts w:ascii="Cambria Math" w:hAnsi="Cambria Math" w:cs="Cambria Math"/>
+          <w:b/>
+          <w:bCs/>
+        </w:rPr>
+        <w:t xml:space="preserve">Ctrl + </w:t>
+      </w:r>
+      <w:r>
+        <w:rPr>
+          <w:rFonts w:ascii="Cambria Math" w:hAnsi="Cambria Math" w:cs="Cambria Math"/>
+          <w:b/>
+          <w:bCs/>
+        </w:rPr>
+        <w:t>‘</w:t>
+      </w:r>
+      <w:r>
+        <w:rPr>
+          <w:rFonts w:ascii="Cambria Math" w:hAnsi="Cambria Math" w:cs="Cambria Math"/>
+        </w:rPr>
+        <w:t>=</w:t>
+      </w:r>
+      <w:r>
+        <w:rPr>
+          <w:rFonts w:ascii="Cambria Math" w:hAnsi="Cambria Math" w:cs="Cambria Math"/>
+        </w:rPr>
+        <w:t xml:space="preserve"> Run the Program.</w:t>
+      </w:r>
+      <w:r>
+        <w:rPr>
+          <w:rFonts w:ascii="Cambria Math" w:hAnsi="Cambria Math" w:cs="Cambria Math"/>
+        </w:rPr>
+        <w:t xml:space="preserve"> – Run Java </w:t>
+      </w:r>
+      <w:r>
+        <w:rPr>
+          <w:rFonts w:ascii="Cambria Math" w:hAnsi="Cambria Math" w:cs="Cambria Math"/>
+        </w:rPr>
+        <w:t>Application.</w:t>
+      </w:r>
+    </w:p>
+    <w:p>
+      <w:pPr>
+        <w:ind w:left="720"/>
+        <w:rPr>
+          <w:rFonts w:ascii="Cambria Math" w:hAnsi="Cambria Math" w:cs="Cambria Math"/>
+        </w:rPr>
+      </w:pPr>
+      <w:r>
+        <w:rPr>
+          <w:rFonts w:ascii="Cambria Math" w:hAnsi="Cambria Math" w:cs="Cambria Math"/>
+          <w:b/>
+          <w:bCs/>
+        </w:rPr>
+        <w:t xml:space="preserve">Ctrl </w:t>
+      </w:r>
+      <w:r>
+        <w:rPr>
+          <w:rFonts w:ascii="Cambria Math" w:hAnsi="Cambria Math" w:cs="Cambria Math"/>
+          <w:b/>
+          <w:bCs/>
+        </w:rPr>
+        <w:t>+ Shift</w:t>
+      </w:r>
+      <w:r>
+        <w:rPr>
+          <w:rFonts w:ascii="Cambria Math" w:hAnsi="Cambria Math" w:cs="Cambria Math"/>
+          <w:b/>
+          <w:bCs/>
+        </w:rPr>
         <w:t xml:space="preserve"> + </w:t>
       </w:r>
       <w:r>
         <w:rPr>
           <w:rFonts w:ascii="Cambria Math" w:hAnsi="Cambria Math" w:cs="Cambria Math"/>
-        </w:rPr>
-        <w:t>𝐒𝐡𝐢𝐟𝐭</w:t>
-      </w:r>
-      <w:r>
-        <w:t xml:space="preserve"> + </w:t>
-      </w:r>
-      <w:r>
-        <w:rPr>
-          <w:rFonts w:ascii="Cambria Math" w:hAnsi="Cambria Math" w:cs="Cambria Math"/>
-        </w:rPr>
-        <w:t>𝐑</w:t>
-      </w:r>
-      <w:r>
-        <w:t xml:space="preserve"> = Rename (all occurrences)</w:t>
-      </w:r>
-      <w:r>
-        <w:t xml:space="preserve"> of same word</w:t>
-      </w:r>
-      <w:r>
-        <w:t xml:space="preserve">/Edit All </w:t>
-      </w:r>
-      <w:proofErr w:type="spellStart"/>
-      <w:r>
-        <w:t>Occrences</w:t>
-      </w:r>
-      <w:proofErr w:type="spellEnd"/>
-    </w:p>
-    <w:p>
-      <w:pPr>
-        <w:pStyle w:val="ListParagraph"/>
-        <w:numPr>
-          <w:ilvl w:val="0"/>
-          <w:numId w:val="19"/>
-        </w:numPr>
-      </w:pPr>
-      <w:r>
-        <w:rPr>
-          <w:rFonts w:ascii="Cambria Math" w:hAnsi="Cambria Math" w:cs="Cambria Math"/>
-        </w:rPr>
-        <w:t>𝐀𝐥𝐭</w:t>
-      </w:r>
-      <w:r>
-        <w:t xml:space="preserve"> + </w:t>
-      </w:r>
-      <w:r>
-        <w:rPr>
-          <w:rFonts w:ascii="Cambria Math" w:hAnsi="Cambria Math" w:cs="Cambria Math"/>
-        </w:rPr>
-        <w:t>𝐒𝐡𝐢𝐟𝐭</w:t>
-      </w:r>
-      <w:r>
-        <w:t xml:space="preserve"> + </w:t>
-      </w:r>
-      <w:r>
-        <w:rPr>
-          <w:rFonts w:ascii="Cambria Math" w:hAnsi="Cambria Math" w:cs="Cambria Math"/>
-        </w:rPr>
-        <w:t>𝐑</w:t>
-      </w:r>
-      <w:r>
-        <w:t xml:space="preserve"> (twice) = Rename class/method</w:t>
-      </w:r>
-    </w:p>
-    <w:p>
-      <w:pPr>
-        <w:pStyle w:val="ListParagraph"/>
-        <w:numPr>
-          <w:ilvl w:val="0"/>
-          <w:numId w:val="19"/>
-        </w:numPr>
-      </w:pPr>
-      <w:r>
-        <w:rPr>
-          <w:rFonts w:ascii="Cambria Math" w:hAnsi="Cambria Math" w:cs="Cambria Math"/>
-        </w:rPr>
-        <w:t>𝐀𝐥𝐭</w:t>
-      </w:r>
-      <w:r>
-        <w:t xml:space="preserve"> + </w:t>
-      </w:r>
-      <w:r>
-        <w:rPr>
-          <w:rFonts w:ascii="Cambria Math" w:hAnsi="Cambria Math" w:cs="Cambria Math"/>
-        </w:rPr>
-        <w:t>𝐒𝐡𝐢𝐟𝐭</w:t>
-      </w:r>
-      <w:r>
-        <w:t xml:space="preserve"> + </w:t>
-      </w:r>
-      <w:r>
-        <w:rPr>
-          <w:rFonts w:ascii="Cambria Math" w:hAnsi="Cambria Math" w:cs="Cambria Math"/>
-        </w:rPr>
-        <w:t>𝐒</w:t>
-      </w:r>
-      <w:r>
-        <w:t xml:space="preserve"> → </w:t>
-      </w:r>
-      <w:r>
-        <w:rPr>
-          <w:rFonts w:ascii="Cambria Math" w:hAnsi="Cambria Math" w:cs="Cambria Math"/>
-        </w:rPr>
-        <w:t>𝐑</w:t>
-      </w:r>
-      <w:r>
-        <w:t xml:space="preserve"> = Generate Getters &amp; Setters</w:t>
-      </w:r>
-    </w:p>
-    <w:p>
-      <w:pPr>
-        <w:pStyle w:val="ListParagraph"/>
-        <w:numPr>
-          <w:ilvl w:val="0"/>
-          <w:numId w:val="19"/>
-        </w:numPr>
-      </w:pPr>
-      <w:r>
-        <w:rPr>
-          <w:rFonts w:ascii="Cambria Math" w:hAnsi="Cambria Math" w:cs="Cambria Math"/>
-        </w:rPr>
-        <w:t>𝐀𝐥𝐭</w:t>
-      </w:r>
-      <w:r>
-        <w:t xml:space="preserve"> + </w:t>
-      </w:r>
-      <w:r>
-        <w:rPr>
-          <w:rFonts w:ascii="Cambria Math" w:hAnsi="Cambria Math" w:cs="Cambria Math"/>
-        </w:rPr>
-        <w:t>𝐒𝐡𝐢𝐟𝐭</w:t>
-      </w:r>
-      <w:r>
-        <w:t xml:space="preserve"> + </w:t>
-      </w:r>
-      <w:r>
-        <w:rPr>
-          <w:rFonts w:ascii="Cambria Math" w:hAnsi="Cambria Math" w:cs="Cambria Math"/>
-        </w:rPr>
-        <w:t>𝐓</w:t>
-      </w:r>
-      <w:r>
-        <w:t xml:space="preserve"> = Refactor options menu</w:t>
-      </w:r>
-    </w:p>
-    <w:p>
-      <w:pPr>
-        <w:pStyle w:val="ListParagraph"/>
-        <w:numPr>
-          <w:ilvl w:val="0"/>
-          <w:numId w:val="19"/>
-        </w:numPr>
-      </w:pPr>
-      <w:r>
-        <w:rPr>
-          <w:rFonts w:ascii="Cambria Math" w:hAnsi="Cambria Math" w:cs="Cambria Math"/>
-        </w:rPr>
-        <w:t>𝐀𝐥𝐭</w:t>
-      </w:r>
-      <w:r>
-        <w:t xml:space="preserve"> + </w:t>
-      </w:r>
-      <w:r>
-        <w:rPr>
-          <w:rFonts w:ascii="Cambria Math" w:hAnsi="Cambria Math" w:cs="Cambria Math"/>
-        </w:rPr>
-        <w:t>𝐒𝐡𝐢𝐟𝐭</w:t>
-      </w:r>
-      <w:r>
-        <w:t xml:space="preserve"> + </w:t>
-      </w:r>
-      <w:r>
-        <w:rPr>
-          <w:rFonts w:ascii="Cambria Math" w:hAnsi="Cambria Math" w:cs="Cambria Math"/>
-        </w:rPr>
-        <w:t>𝐗</w:t>
-      </w:r>
-      <w:r>
-        <w:t xml:space="preserve"> + </w:t>
-      </w:r>
-      <w:r>
-        <w:rPr>
-          <w:rFonts w:ascii="Cambria Math" w:hAnsi="Cambria Math" w:cs="Cambria Math"/>
-        </w:rPr>
-        <w:t>𝐉</w:t>
-      </w:r>
-      <w:r>
-        <w:t xml:space="preserve"> = Run Java Application</w:t>
-      </w:r>
-    </w:p>
-    <w:p>
-      <w:pPr>
-        <w:pStyle w:val="ListParagraph"/>
-        <w:numPr>
-          <w:ilvl w:val="0"/>
-          <w:numId w:val="19"/>
-        </w:numPr>
-      </w:pPr>
-      <w:r>
-        <w:rPr>
-          <w:rFonts w:ascii="Cambria Math" w:hAnsi="Cambria Math" w:cs="Cambria Math"/>
-        </w:rPr>
-        <w:t>𝐀𝐥𝐭</w:t>
-      </w:r>
-      <w:r>
-        <w:t xml:space="preserve"> + </w:t>
-      </w:r>
-      <w:r>
-        <w:rPr>
-          <w:rFonts w:ascii="Cambria Math" w:hAnsi="Cambria Math" w:cs="Cambria Math"/>
-        </w:rPr>
-        <w:t>𝐒𝐡𝐢𝐟𝐭</w:t>
-      </w:r>
-      <w:r>
-        <w:t xml:space="preserve"> + </w:t>
-      </w:r>
-      <w:r>
-        <w:rPr>
-          <w:rFonts w:ascii="Cambria Math" w:hAnsi="Cambria Math" w:cs="Cambria Math"/>
-        </w:rPr>
-        <w:t>𝐗</w:t>
-      </w:r>
-      <w:r>
-        <w:t xml:space="preserve"> + </w:t>
-      </w:r>
-      <w:r>
-        <w:rPr>
-          <w:rFonts w:ascii="Cambria Math" w:hAnsi="Cambria Math" w:cs="Cambria Math"/>
-        </w:rPr>
-        <w:t>𝐑</w:t>
-      </w:r>
-      <w:r>
-        <w:t xml:space="preserve"> = Run on Server</w:t>
-      </w:r>
-    </w:p>
-    <w:p>
-      <w:pPr>
-        <w:pStyle w:val="ListParagraph"/>
-        <w:numPr>
-          <w:ilvl w:val="0"/>
-          <w:numId w:val="19"/>
-        </w:numPr>
-      </w:pPr>
-      <w:r>
-        <w:rPr>
-          <w:rFonts w:ascii="Cambria Math" w:hAnsi="Cambria Math" w:cs="Cambria Math"/>
-        </w:rPr>
-        <w:t>𝐀𝐥𝐭</w:t>
-      </w:r>
-      <w:r>
-        <w:t xml:space="preserve"> + </w:t>
-      </w:r>
-      <w:r>
-        <w:rPr>
-          <w:rFonts w:ascii="Cambria Math" w:hAnsi="Cambria Math" w:cs="Cambria Math"/>
-        </w:rPr>
-        <w:t>𝐒𝐡𝐢𝐟𝐭</w:t>
-      </w:r>
-      <w:r>
-        <w:t xml:space="preserve"> + </w:t>
-      </w:r>
-      <w:r>
-        <w:rPr>
-          <w:rFonts w:ascii="Cambria Math" w:hAnsi="Cambria Math" w:cs="Cambria Math"/>
-        </w:rPr>
-        <w:t>𝐙</w:t>
-      </w:r>
-      <w:r>
-        <w:t xml:space="preserve"> = Surround with (try-catch / loops / conditionals)</w:t>
-      </w:r>
+          <w:b/>
+          <w:bCs/>
+        </w:rPr>
+        <w:t>‘</w:t>
+      </w:r>
+      <w:r>
+        <w:rPr>
+          <w:rFonts w:ascii="Cambria Math" w:hAnsi="Cambria Math" w:cs="Cambria Math"/>
+        </w:rPr>
+        <w:t>=</w:t>
+      </w:r>
+      <w:r>
+        <w:rPr>
+          <w:rFonts w:ascii="Cambria Math" w:hAnsi="Cambria Math" w:cs="Cambria Math"/>
+        </w:rPr>
+        <w:t xml:space="preserve"> Run on Server.</w:t>
+      </w:r>
+    </w:p>
+    <w:p>
+      <w:pPr>
+        <w:ind w:left="720"/>
+        <w:rPr>
+          <w:rFonts w:ascii="Cambria Math" w:hAnsi="Cambria Math" w:cs="Cambria Math"/>
+        </w:rPr>
+      </w:pPr>
+      <w:r>
+        <w:rPr>
+          <w:rFonts w:ascii="Cambria Math" w:hAnsi="Cambria Math" w:cs="Cambria Math"/>
+          <w:b/>
+          <w:bCs/>
+        </w:rPr>
+        <w:t xml:space="preserve">Ctrl + K </w:t>
+      </w:r>
+      <w:r>
+        <w:rPr>
+          <w:rFonts w:ascii="Cambria Math" w:hAnsi="Cambria Math" w:cs="Cambria Math"/>
+        </w:rPr>
+        <w:t>= Clear Console (Output stuff from console).</w:t>
+      </w:r>
+    </w:p>
+    <w:p>
+      <w:pPr>
+        <w:ind w:left="720"/>
+        <w:rPr>
+          <w:rFonts w:ascii="Cambria Math" w:hAnsi="Cambria Math" w:cs="Cambria Math"/>
+        </w:rPr>
+      </w:pPr>
+      <w:r>
+        <w:rPr>
+          <w:b/>
+          <w:bCs/>
+        </w:rPr>
+        <w:t>Alt + J = Multi Cursor Selection one by one.</w:t>
+      </w:r>
+    </w:p>
+    <w:p>
+      <w:pPr>
+        <w:ind w:left="720"/>
+      </w:pPr>
+      <w:r>
+        <w:rPr>
+          <w:b/>
+          <w:bCs/>
+        </w:rPr>
+        <w:t>Ctrl + Tab</w:t>
+      </w:r>
+      <w:r>
+        <w:t xml:space="preserve"> = Next Editor</w:t>
+      </w:r>
+    </w:p>
+    <w:p>
+      <w:pPr>
+        <w:ind w:left="720"/>
+      </w:pPr>
+      <w:r>
+        <w:rPr>
+          <w:b/>
+          <w:bCs/>
+        </w:rPr>
+        <w:t>Ctrl + Shift + Tab</w:t>
+      </w:r>
+      <w:r>
+        <w:t xml:space="preserve"> = Previous Editor</w:t>
+      </w:r>
+    </w:p>
+    <w:p>
+      <w:pPr>
+        <w:ind w:left="720"/>
+      </w:pPr>
     </w:p>
     <w:p>
       <w:pPr>
@@ -2088,68 +2867,65 @@
       <w:pPr>
         <w:ind w:left="720"/>
         <w:jc w:val="center"/>
-      </w:pPr>
-      <w:r>
-        <w:rPr>
-          <w:rFonts w:ascii="Cambria Math" w:hAnsi="Cambria Math" w:cs="Cambria Math"/>
-        </w:rPr>
-        <w:t>𝐒𝐡𝐢𝐟𝐭</w:t>
-      </w:r>
-      <w:r>
-        <w:t xml:space="preserve"> +</w:t>
-      </w:r>
+        <w:rPr>
+          <w:b/>
+          <w:bCs/>
+        </w:rPr>
+      </w:pPr>
+      <w:r>
+        <w:rPr>
+          <w:b/>
+          <w:bCs/>
+        </w:rPr>
+        <w:t>Additional Theme/ Plugin Installed</w:t>
+      </w:r>
+    </w:p>
+    <w:p>
+      <w:pPr>
+        <w:ind w:left="720"/>
+      </w:pPr>
+    </w:p>
+    <w:p>
+      <w:pPr>
+        <w:ind w:left="720"/>
+      </w:pPr>
+      <w:r>
+        <w:t xml:space="preserve">Plugins - </w:t>
+      </w:r>
+      <w:proofErr w:type="spellStart"/>
+      <w:r>
+        <w:t>AnyEdit</w:t>
+      </w:r>
+      <w:proofErr w:type="spellEnd"/>
+      <w:r>
+        <w:t xml:space="preserve"> </w:t>
+      </w:r>
+    </w:p>
+    <w:p>
+      <w:pPr>
+        <w:ind w:left="720"/>
+      </w:pPr>
+      <w:r>
+        <w:t xml:space="preserve">Themes – </w:t>
+      </w:r>
+      <w:proofErr w:type="spellStart"/>
+      <w:r>
+        <w:t>DevStyle</w:t>
+      </w:r>
+      <w:proofErr w:type="spellEnd"/>
+      <w:r>
+        <w:t xml:space="preserve"> </w:t>
+      </w:r>
+    </w:p>
+    <w:p>
+      <w:pPr>
+        <w:ind w:left="720"/>
+      </w:pPr>
     </w:p>
     <w:p>
       <w:pPr>
         <w:ind w:left="720"/>
         <w:jc w:val="center"/>
-      </w:pPr>
-    </w:p>
-    <w:p>
-      <w:pPr>
-        <w:pStyle w:val="ListParagraph"/>
-        <w:numPr>
-          <w:ilvl w:val="0"/>
-          <w:numId w:val="20"/>
-        </w:numPr>
-      </w:pPr>
-      <w:r>
-        <w:rPr>
-          <w:rFonts w:ascii="Cambria Math" w:hAnsi="Cambria Math" w:cs="Cambria Math"/>
-        </w:rPr>
-        <w:t>𝐒𝐡𝐢𝐟𝐭</w:t>
-      </w:r>
-      <w:r>
-        <w:t xml:space="preserve"> + </w:t>
-      </w:r>
-      <w:r>
-        <w:rPr>
-          <w:rFonts w:ascii="Cambria Math" w:hAnsi="Cambria Math" w:cs="Cambria Math"/>
-        </w:rPr>
-        <w:t>𝐇𝐨𝐦𝐞</w:t>
-      </w:r>
-      <w:r>
-        <w:t xml:space="preserve"> / </w:t>
-      </w:r>
-      <w:r>
-        <w:rPr>
-          <w:rFonts w:ascii="Cambria Math" w:hAnsi="Cambria Math" w:cs="Cambria Math"/>
-        </w:rPr>
-        <w:t>𝐄𝐧𝐝</w:t>
-      </w:r>
-      <w:r>
-        <w:t xml:space="preserve"> = Select line start/end</w:t>
-      </w:r>
-    </w:p>
-    <w:p>
-      <w:pPr>
-        <w:ind w:left="720"/>
-      </w:pPr>
-    </w:p>
-    <w:p>
-      <w:pPr>
-        <w:ind w:left="720"/>
-        <w:jc w:val="center"/>
         <w:rPr>
           <w:b/>
           <w:bCs/>
@@ -2157,344 +2933,81 @@
       </w:pPr>
       <w:r>
         <w:rPr>
-          <w:rFonts w:ascii="Cambria Math" w:hAnsi="Cambria Math" w:cs="Cambria Math"/>
           <w:b/>
           <w:bCs/>
         </w:rPr>
-        <w:t>Custom Created Similar to my VS Code Snippet</w:t>
+        <w:t xml:space="preserve">Settings Upgraded as per requirements </w:t>
       </w:r>
       <w:r>
         <w:rPr>
           <w:b/>
           <w:bCs/>
         </w:rPr>
-        <w:t>+</w:t>
-      </w:r>
-    </w:p>
-    <w:p>
-      <w:pPr>
-        <w:ind w:left="720"/>
-        <w:rPr>
-          <w:rFonts w:ascii="Cambria Math" w:hAnsi="Cambria Math" w:cs="Cambria Math"/>
-        </w:rPr>
-      </w:pPr>
-      <w:r>
-        <w:rPr>
-          <w:rFonts w:ascii="Cambria Math" w:hAnsi="Cambria Math" w:cs="Cambria Math"/>
+        <w:t>–</w:t>
+      </w:r>
+    </w:p>
+    <w:p>
+      <w:pPr>
+        <w:pStyle w:val="ListParagraph"/>
+        <w:numPr>
+          <w:ilvl w:val="1"/>
+          <w:numId w:val="19"/>
+        </w:numPr>
+        <w:jc w:val="center"/>
+        <w:rPr>
           <w:b/>
           <w:bCs/>
         </w:rPr>
-        <w:t>Ctrl + R</w:t>
-      </w:r>
-      <w:r>
-        <w:rPr>
-          <w:rFonts w:ascii="Cambria Math" w:hAnsi="Cambria Math" w:cs="Cambria Math"/>
-        </w:rPr>
-        <w:t xml:space="preserve"> = Refresh the window.</w:t>
-      </w:r>
-    </w:p>
-    <w:p>
-      <w:pPr>
-        <w:ind w:left="720"/>
-        <w:rPr>
-          <w:rFonts w:ascii="Cambria Math" w:hAnsi="Cambria Math" w:cs="Cambria Math"/>
-        </w:rPr>
-      </w:pPr>
-      <w:r>
-        <w:rPr>
-          <w:rFonts w:ascii="Cambria Math" w:hAnsi="Cambria Math" w:cs="Cambria Math"/>
+      </w:pPr>
+      <w:r>
+        <w:rPr>
           <w:b/>
           <w:bCs/>
         </w:rPr>
-        <w:t xml:space="preserve">Ctrl + </w:t>
-      </w:r>
-      <w:r>
-        <w:rPr>
-          <w:rFonts w:ascii="Cambria Math" w:hAnsi="Cambria Math" w:cs="Cambria Math"/>
+        <w:t xml:space="preserve">For </w:t>
+      </w:r>
+      <w:proofErr w:type="spellStart"/>
+      <w:r>
+        <w:rPr>
           <w:b/>
           <w:bCs/>
         </w:rPr>
-        <w:t>‘</w:t>
-      </w:r>
-      <w:r>
-        <w:rPr>
-          <w:rFonts w:ascii="Cambria Math" w:hAnsi="Cambria Math" w:cs="Cambria Math"/>
-        </w:rPr>
-        <w:t>=</w:t>
-      </w:r>
-      <w:r>
-        <w:rPr>
-          <w:rFonts w:ascii="Cambria Math" w:hAnsi="Cambria Math" w:cs="Cambria Math"/>
-        </w:rPr>
-        <w:t xml:space="preserve"> Run the Program.</w:t>
-      </w:r>
-      <w:r>
-        <w:rPr>
-          <w:rFonts w:ascii="Cambria Math" w:hAnsi="Cambria Math" w:cs="Cambria Math"/>
-        </w:rPr>
-        <w:t xml:space="preserve"> – Run Java </w:t>
-      </w:r>
-      <w:r>
-        <w:rPr>
-          <w:rFonts w:ascii="Cambria Math" w:hAnsi="Cambria Math" w:cs="Cambria Math"/>
-        </w:rPr>
-        <w:t>Application.</w:t>
-      </w:r>
-    </w:p>
-    <w:p>
-      <w:pPr>
-        <w:ind w:left="720"/>
-        <w:rPr>
-          <w:rFonts w:ascii="Cambria Math" w:hAnsi="Cambria Math" w:cs="Cambria Math"/>
-        </w:rPr>
-      </w:pPr>
-      <w:r>
-        <w:rPr>
-          <w:rFonts w:ascii="Cambria Math" w:hAnsi="Cambria Math" w:cs="Cambria Math"/>
+        <w:t>methid</w:t>
+      </w:r>
+      <w:proofErr w:type="spellEnd"/>
+      <w:r>
+        <w:rPr>
           <w:b/>
           <w:bCs/>
         </w:rPr>
-        <w:t xml:space="preserve">Ctrl </w:t>
-      </w:r>
-      <w:r>
-        <w:rPr>
-          <w:rFonts w:ascii="Cambria Math" w:hAnsi="Cambria Math" w:cs="Cambria Math"/>
+        <w:t xml:space="preserve"> name, variable name </w:t>
+      </w:r>
+      <w:proofErr w:type="spellStart"/>
+      <w:r>
+        <w:rPr>
           <w:b/>
           <w:bCs/>
         </w:rPr>
-        <w:t>+ Shift</w:t>
-      </w:r>
-      <w:r>
-        <w:rPr>
-          <w:rFonts w:ascii="Cambria Math" w:hAnsi="Cambria Math" w:cs="Cambria Math"/>
+        <w:t>suggections</w:t>
+      </w:r>
+      <w:proofErr w:type="spellEnd"/>
+      <w:r>
+        <w:rPr>
           <w:b/>
           <w:bCs/>
         </w:rPr>
-        <w:t xml:space="preserve"> + </w:t>
-      </w:r>
-      <w:r>
-        <w:rPr>
-          <w:rFonts w:ascii="Cambria Math" w:hAnsi="Cambria Math" w:cs="Cambria Math"/>
-          <w:b/>
-          <w:bCs/>
-        </w:rPr>
-        <w:t>‘</w:t>
-      </w:r>
-      <w:r>
-        <w:rPr>
-          <w:rFonts w:ascii="Cambria Math" w:hAnsi="Cambria Math" w:cs="Cambria Math"/>
-        </w:rPr>
-        <w:t>=</w:t>
-      </w:r>
-      <w:r>
-        <w:rPr>
-          <w:rFonts w:ascii="Cambria Math" w:hAnsi="Cambria Math" w:cs="Cambria Math"/>
-        </w:rPr>
-        <w:t xml:space="preserve"> Run on Server.</w:t>
-      </w:r>
-    </w:p>
-    <w:p>
-      <w:pPr>
-        <w:ind w:left="720"/>
-        <w:rPr>
-          <w:rFonts w:ascii="Cambria Math" w:hAnsi="Cambria Math" w:cs="Cambria Math"/>
-        </w:rPr>
-      </w:pPr>
-      <w:r>
-        <w:rPr>
-          <w:rFonts w:ascii="Cambria Math" w:hAnsi="Cambria Math" w:cs="Cambria Math"/>
-          <w:b/>
-          <w:bCs/>
-        </w:rPr>
-        <w:t xml:space="preserve">Ctrl + K </w:t>
-      </w:r>
-      <w:r>
-        <w:rPr>
-          <w:rFonts w:ascii="Cambria Math" w:hAnsi="Cambria Math" w:cs="Cambria Math"/>
-        </w:rPr>
-        <w:t>= Clear Console (Output stuff from console).</w:t>
-      </w:r>
-    </w:p>
-    <w:p>
-      <w:pPr>
-        <w:ind w:left="720"/>
-      </w:pPr>
-      <w:r>
-        <w:rPr>
-          <w:b/>
-          <w:bCs/>
-        </w:rPr>
-        <w:t>Ctrl + Tab</w:t>
-      </w:r>
-      <w:r>
-        <w:t xml:space="preserve"> = Next Editor</w:t>
-      </w:r>
-    </w:p>
-    <w:p>
-      <w:pPr>
-        <w:ind w:left="720"/>
-      </w:pPr>
-      <w:r>
-        <w:rPr>
-          <w:b/>
-          <w:bCs/>
-        </w:rPr>
-        <w:t>Ctrl + Shift + Tab</w:t>
-      </w:r>
-      <w:r>
-        <w:t xml:space="preserve"> = Previous Editor</w:t>
-      </w:r>
-    </w:p>
-    <w:p>
-      <w:pPr>
-        <w:ind w:left="720"/>
-      </w:pPr>
-    </w:p>
-    <w:p>
-      <w:pPr>
-        <w:ind w:left="720"/>
-      </w:pPr>
-    </w:p>
-    <w:p>
-      <w:pPr>
-        <w:ind w:left="720"/>
-        <w:jc w:val="center"/>
-        <w:rPr>
-          <w:b/>
-          <w:bCs/>
-        </w:rPr>
-      </w:pPr>
-      <w:r>
-        <w:rPr>
-          <w:b/>
-          <w:bCs/>
-        </w:rPr>
-        <w:t>Additional Theme/ Plugin Installed</w:t>
-      </w:r>
-    </w:p>
-    <w:p>
-      <w:pPr>
-        <w:ind w:left="720"/>
-      </w:pPr>
-    </w:p>
-    <w:p>
-      <w:pPr>
-        <w:ind w:left="720"/>
-      </w:pPr>
-      <w:r>
-        <w:t xml:space="preserve">Plugins - </w:t>
-      </w:r>
-      <w:proofErr w:type="spellStart"/>
-      <w:r>
-        <w:t>AnyEdit</w:t>
-      </w:r>
-      <w:proofErr w:type="spellEnd"/>
-      <w:r>
-        <w:t xml:space="preserve"> </w:t>
-      </w:r>
-    </w:p>
-    <w:p>
-      <w:pPr>
-        <w:ind w:left="720"/>
-      </w:pPr>
-      <w:r>
-        <w:t xml:space="preserve">Themes – </w:t>
-      </w:r>
-      <w:proofErr w:type="spellStart"/>
-      <w:r>
-        <w:t>DevStyle</w:t>
-      </w:r>
-      <w:proofErr w:type="spellEnd"/>
-      <w:r>
-        <w:t xml:space="preserve"> </w:t>
-      </w:r>
-    </w:p>
-    <w:p>
-      <w:pPr>
-        <w:ind w:left="720"/>
-      </w:pPr>
-    </w:p>
-    <w:p>
-      <w:pPr>
-        <w:ind w:left="720"/>
-        <w:jc w:val="center"/>
-        <w:rPr>
-          <w:b/>
-          <w:bCs/>
-        </w:rPr>
-      </w:pPr>
-      <w:r>
-        <w:rPr>
-          <w:b/>
-          <w:bCs/>
-        </w:rPr>
-        <w:t xml:space="preserve">Settings Upgraded as per requirements </w:t>
-      </w:r>
-      <w:r>
-        <w:rPr>
-          <w:b/>
-          <w:bCs/>
-        </w:rPr>
-        <w:t>–</w:t>
-      </w:r>
-    </w:p>
-    <w:p>
-      <w:pPr>
-        <w:pStyle w:val="ListParagraph"/>
-        <w:numPr>
-          <w:ilvl w:val="1"/>
-          <w:numId w:val="19"/>
-        </w:numPr>
-        <w:jc w:val="center"/>
-        <w:rPr>
-          <w:b/>
-          <w:bCs/>
-        </w:rPr>
-      </w:pPr>
-      <w:r>
-        <w:rPr>
-          <w:b/>
-          <w:bCs/>
-        </w:rPr>
-        <w:t xml:space="preserve">For </w:t>
-      </w:r>
-      <w:proofErr w:type="spellStart"/>
-      <w:r>
-        <w:rPr>
-          <w:b/>
-          <w:bCs/>
-        </w:rPr>
-        <w:t>methid</w:t>
-      </w:r>
-      <w:proofErr w:type="spellEnd"/>
-      <w:r>
-        <w:rPr>
-          <w:b/>
-          <w:bCs/>
-        </w:rPr>
-        <w:t xml:space="preserve"> name, variable name </w:t>
-      </w:r>
-      <w:proofErr w:type="spellStart"/>
-      <w:r>
-        <w:rPr>
-          <w:b/>
-          <w:bCs/>
-        </w:rPr>
-        <w:t>suggections</w:t>
-      </w:r>
-      <w:proofErr w:type="spellEnd"/>
-      <w:r>
-        <w:rPr>
-          <w:b/>
-          <w:bCs/>
-        </w:rPr>
         <w:t xml:space="preserve"> while reusing after declaration</w:t>
       </w:r>
     </w:p>
     <w:p>
+      <w:proofErr w:type="gramStart"/>
       <w:r>
         <w:lastRenderedPageBreak/>
-        <w:t xml:space="preserve">Before  changes – </w:t>
+        <w:t>Before  changes</w:t>
+      </w:r>
+      <w:proofErr w:type="gramEnd"/>
+      <w:r>
+        <w:t xml:space="preserve"> – </w:t>
       </w:r>
       <w:r>
         <w:rPr>
@@ -2744,7 +3257,124 @@
     </w:p>
     <w:p>
       <w:pPr>
+        <w:pStyle w:val="ListParagraph"/>
+        <w:numPr>
+          <w:ilvl w:val="1"/>
+          <w:numId w:val="19"/>
+        </w:numPr>
         <w:ind w:left="1080"/>
+      </w:pPr>
+      <w:r>
+        <w:t xml:space="preserve">While debugging in </w:t>
+      </w:r>
+      <w:proofErr w:type="spellStart"/>
+      <w:r>
+        <w:t>devstyle</w:t>
+      </w:r>
+      <w:proofErr w:type="spellEnd"/>
+      <w:r>
+        <w:t xml:space="preserve"> dark – </w:t>
+      </w:r>
+    </w:p>
+    <w:p>
+      <w:r>
+        <w:t xml:space="preserve">Color highlight for debugger line </w:t>
+      </w:r>
+    </w:p>
+    <w:p>
+      <w:r>
+        <w:t xml:space="preserve">Red: 120  </w:t>
+      </w:r>
+    </w:p>
+    <w:p>
+      <w:r>
+        <w:t xml:space="preserve">Green: 140  </w:t>
+      </w:r>
+    </w:p>
+    <w:p>
+      <w:r>
+        <w:t>Blue: 40</w:t>
+      </w:r>
+    </w:p>
+    <w:p>
+      <w:r>
+        <w:rPr>
+          <w:rFonts w:ascii="Segoe UI Emoji" w:hAnsi="Segoe UI Emoji" w:cs="Segoe UI Emoji"/>
+        </w:rPr>
+        <w:t>👉</w:t>
+      </w:r>
+      <w:r>
+        <w:t xml:space="preserve"> </w:t>
+      </w:r>
+      <w:r>
+        <w:rPr>
+          <w:rFonts w:ascii="Segoe UI Emoji" w:hAnsi="Segoe UI Emoji" w:cs="Segoe UI Emoji"/>
+        </w:rPr>
+        <w:t>🟡</w:t>
+      </w:r>
+      <w:r>
+        <w:t xml:space="preserve"> Arrow</w:t>
+      </w:r>
+      <w:r>
+        <w:br/>
+      </w:r>
+      <w:r>
+        <w:rPr>
+          <w:rFonts w:ascii="Segoe UI Emoji" w:hAnsi="Segoe UI Emoji" w:cs="Segoe UI Emoji"/>
+        </w:rPr>
+        <w:t>👉</w:t>
+      </w:r>
+      <w:r>
+        <w:t xml:space="preserve"> </w:t>
+      </w:r>
+      <w:r>
+        <w:rPr>
+          <w:rFonts w:ascii="Segoe UI Emoji" w:hAnsi="Segoe UI Emoji" w:cs="Segoe UI Emoji"/>
+        </w:rPr>
+        <w:t>🟢</w:t>
+      </w:r>
+      <w:r>
+        <w:t xml:space="preserve"> Yellow-Green line</w:t>
+      </w:r>
+    </w:p>
+    <w:p/>
+    <w:p>
+      <w:r>
+        <w:t xml:space="preserve">Red: 100  </w:t>
+      </w:r>
+    </w:p>
+    <w:p>
+      <w:r>
+        <w:t xml:space="preserve">Green: 120  </w:t>
+      </w:r>
+    </w:p>
+    <w:p>
+      <w:r>
+        <w:t>Blue: 30</w:t>
+      </w:r>
+    </w:p>
+    <w:p/>
+    <w:p>
+      <w:r>
+        <w:t xml:space="preserve">Red: 70  </w:t>
+      </w:r>
+    </w:p>
+    <w:p>
+      <w:r>
+        <w:t xml:space="preserve">Green: 85  </w:t>
+      </w:r>
+    </w:p>
+    <w:p>
+      <w:r>
+        <w:lastRenderedPageBreak/>
+        <w:t>Blue: 100</w:t>
+      </w:r>
+    </w:p>
+    <w:p/>
+    <w:p>
+      <w:pPr>
+        <w:pStyle w:val="ListParagraph"/>
+        <w:ind w:left="1440"/>
       </w:pPr>
     </w:p>
     <w:p>
@@ -2823,7 +3453,21 @@
         <w:rPr>
           <w:rFonts w:ascii="Segoe UI Emoji" w:hAnsi="Segoe UI Emoji" w:cs="Segoe UI Emoji"/>
         </w:rPr>
-        <w:t xml:space="preserve">Dark theme install </w:t>
+        <w:t xml:space="preserve">Dark theme </w:t>
+      </w:r>
+      <w:proofErr w:type="gramStart"/>
+      <w:r>
+        <w:rPr>
+          <w:rFonts w:ascii="Segoe UI Emoji" w:hAnsi="Segoe UI Emoji" w:cs="Segoe UI Emoji"/>
+        </w:rPr>
+        <w:t>install</w:t>
+      </w:r>
+      <w:proofErr w:type="gramEnd"/>
+      <w:r>
+        <w:rPr>
+          <w:rFonts w:ascii="Segoe UI Emoji" w:hAnsi="Segoe UI Emoji" w:cs="Segoe UI Emoji"/>
+        </w:rPr>
+        <w:t xml:space="preserve"> </w:t>
       </w:r>
       <w:proofErr w:type="spellStart"/>
       <w:r>
@@ -2899,7 +3543,21 @@
         <w:rPr>
           <w:rFonts w:ascii="Segoe UI Emoji" w:hAnsi="Segoe UI Emoji" w:cs="Segoe UI Emoji"/>
         </w:rPr>
-        <w:t xml:space="preserve">Font issue identify </w:t>
+        <w:t xml:space="preserve">Font issue </w:t>
+      </w:r>
+      <w:proofErr w:type="gramStart"/>
+      <w:r>
+        <w:rPr>
+          <w:rFonts w:ascii="Segoe UI Emoji" w:hAnsi="Segoe UI Emoji" w:cs="Segoe UI Emoji"/>
+        </w:rPr>
+        <w:t>identify</w:t>
+      </w:r>
+      <w:proofErr w:type="gramEnd"/>
+      <w:r>
+        <w:rPr>
+          <w:rFonts w:ascii="Segoe UI Emoji" w:hAnsi="Segoe UI Emoji" w:cs="Segoe UI Emoji"/>
+        </w:rPr>
+        <w:t xml:space="preserve"> </w:t>
       </w:r>
       <w:proofErr w:type="spellStart"/>
       <w:r>
@@ -3047,7 +3705,6 @@
         <w:rPr>
           <w:rFonts w:ascii="Segoe UI Emoji" w:hAnsi="Segoe UI Emoji" w:cs="Segoe UI Emoji"/>
         </w:rPr>
-        <w:lastRenderedPageBreak/>
         <w:t xml:space="preserve">Triggers expand </w:t>
       </w:r>
       <w:proofErr w:type="spellStart"/>
@@ -3099,7 +3756,21 @@
         <w:rPr>
           <w:rFonts w:ascii="Segoe UI Emoji" w:hAnsi="Segoe UI Emoji" w:cs="Segoe UI Emoji"/>
         </w:rPr>
-        <w:t xml:space="preserve">Camel case matching enable </w:t>
+        <w:t xml:space="preserve">Camel case matching </w:t>
+      </w:r>
+      <w:proofErr w:type="gramStart"/>
+      <w:r>
+        <w:rPr>
+          <w:rFonts w:ascii="Segoe UI Emoji" w:hAnsi="Segoe UI Emoji" w:cs="Segoe UI Emoji"/>
+        </w:rPr>
+        <w:t>enable</w:t>
+      </w:r>
+      <w:proofErr w:type="gramEnd"/>
+      <w:r>
+        <w:rPr>
+          <w:rFonts w:ascii="Segoe UI Emoji" w:hAnsi="Segoe UI Emoji" w:cs="Segoe UI Emoji"/>
+        </w:rPr>
+        <w:t xml:space="preserve"> </w:t>
       </w:r>
       <w:proofErr w:type="spellStart"/>
       <w:r>
@@ -3183,7 +3854,21 @@
         <w:rPr>
           <w:rFonts w:ascii="Segoe UI Emoji" w:hAnsi="Segoe UI Emoji" w:cs="Segoe UI Emoji"/>
         </w:rPr>
-        <w:t xml:space="preserve"> variable suggestion behavior achieve </w:t>
+        <w:t xml:space="preserve"> variable suggestion behavior </w:t>
+      </w:r>
+      <w:proofErr w:type="gramStart"/>
+      <w:r>
+        <w:rPr>
+          <w:rFonts w:ascii="Segoe UI Emoji" w:hAnsi="Segoe UI Emoji" w:cs="Segoe UI Emoji"/>
+        </w:rPr>
+        <w:t>achieve</w:t>
+      </w:r>
+      <w:proofErr w:type="gramEnd"/>
+      <w:r>
+        <w:rPr>
+          <w:rFonts w:ascii="Segoe UI Emoji" w:hAnsi="Segoe UI Emoji" w:cs="Segoe UI Emoji"/>
+        </w:rPr>
+        <w:t xml:space="preserve"> </w:t>
       </w:r>
       <w:proofErr w:type="spellStart"/>
       <w:r>
@@ -3228,7 +3913,21 @@
         <w:rPr>
           <w:rFonts w:ascii="Segoe UI Emoji" w:hAnsi="Segoe UI Emoji" w:cs="Segoe UI Emoji"/>
         </w:rPr>
-        <w:t xml:space="preserve"> + preference-based control choose </w:t>
+        <w:t xml:space="preserve"> + preference-based control </w:t>
+      </w:r>
+      <w:proofErr w:type="gramStart"/>
+      <w:r>
+        <w:rPr>
+          <w:rFonts w:ascii="Segoe UI Emoji" w:hAnsi="Segoe UI Emoji" w:cs="Segoe UI Emoji"/>
+        </w:rPr>
+        <w:t>choose</w:t>
+      </w:r>
+      <w:proofErr w:type="gramEnd"/>
+      <w:r>
+        <w:rPr>
+          <w:rFonts w:ascii="Segoe UI Emoji" w:hAnsi="Segoe UI Emoji" w:cs="Segoe UI Emoji"/>
+        </w:rPr>
+        <w:t xml:space="preserve"> </w:t>
       </w:r>
       <w:proofErr w:type="spellStart"/>
       <w:r>
@@ -3411,6 +4110,7 @@
         <w:rPr>
           <w:rFonts w:ascii="Segoe UI Emoji" w:hAnsi="Segoe UI Emoji" w:cs="Segoe UI Emoji"/>
         </w:rPr>
+        <w:lastRenderedPageBreak/>
         <w:t xml:space="preserve">Java version &amp; project info check </w:t>
       </w:r>
       <w:proofErr w:type="spellStart"/>
@@ -3801,7 +4501,6 @@
           <w:b/>
           <w:bCs/>
         </w:rPr>
-        <w:lastRenderedPageBreak/>
         <w:t xml:space="preserve">Prompt </w:t>
       </w:r>
       <w:r>
@@ -3899,6 +4598,7 @@
         </w:numPr>
       </w:pPr>
       <w:r>
+        <w:lastRenderedPageBreak/>
         <w:t>Avoid unnecessary panels and clutter.</w:t>
       </w:r>
     </w:p>
@@ -4109,7 +4809,6 @@
         </w:numPr>
       </w:pPr>
       <w:r>
-        <w:lastRenderedPageBreak/>
         <w:t>Expected behavior:</w:t>
       </w:r>
       <w:r>
@@ -4265,6 +4964,7 @@
         </w:numPr>
       </w:pPr>
       <w:r>
+        <w:lastRenderedPageBreak/>
         <w:t>Use F6 (Step Over) as primary debugging key.</w:t>
       </w:r>
     </w:p>
@@ -4290,10 +4990,12 @@
         <w:t xml:space="preserve">Understand that debugger entering </w:t>
       </w:r>
       <w:proofErr w:type="spellStart"/>
+      <w:proofErr w:type="gramStart"/>
       <w:r>
         <w:t>java.lang</w:t>
       </w:r>
       <w:proofErr w:type="spellEnd"/>
+      <w:proofErr w:type="gramEnd"/>
       <w:r>
         <w:t xml:space="preserve"> or internal JVM code is normal.</w:t>
       </w:r>
@@ -4495,7 +5197,6 @@
         </w:numPr>
       </w:pPr>
       <w:r>
-        <w:lastRenderedPageBreak/>
         <w:t>Customize only UI and comfort settings.</w:t>
       </w:r>
     </w:p>
@@ -4570,6 +5271,8 @@
         <w:t>Only safe and recommended practices.</w:t>
       </w:r>
     </w:p>
+    <w:p/>
+    <w:p/>
     <w:p/>
     <w:sectPr>
       <w:pgSz w:w="12240" w:h="15840"/>
@@ -9357,7 +10060,7 @@
   <w:abstractNum w:abstractNumId="38" w15:restartNumberingAfterBreak="0">
     <w:nsid w:val="4A235832"/>
     <w:multiLevelType w:val="multilevel"/>
-    <w:tmpl w:val="F2AAE706"/>
+    <w:tmpl w:val="764A66E8"/>
     <w:lvl w:ilvl="0">
       <w:start w:val="1"/>
       <w:numFmt w:val="decimal"/>
@@ -9370,17 +10073,17 @@
         <w:ind w:left="720" w:hanging="360"/>
       </w:pPr>
     </w:lvl>
-    <w:lvl w:ilvl="1" w:tentative="1">
+    <w:lvl w:ilvl="1">
       <w:start w:val="1"/>
       <w:numFmt w:val="decimal"/>
       <w:lvlText w:val="%2."/>
       <w:lvlJc w:val="left"/>
       <w:pPr>
-        <w:tabs>
-          <w:tab w:val="num" w:pos="1440"/>
-        </w:tabs>
         <w:ind w:left="1440" w:hanging="360"/>
       </w:pPr>
+      <w:rPr>
+        <w:rFonts w:hint="default"/>
+      </w:rPr>
     </w:lvl>
     <w:lvl w:ilvl="2" w:tentative="1">
       <w:start w:val="1"/>
@@ -11864,7 +12567,7 @@
   <w:style w:type="paragraph" w:default="1" w:styleId="Normal">
     <w:name w:val="Normal"/>
     <w:qFormat/>
-    <w:rsid w:val="000D5AE1"/>
+    <w:rsid w:val="00724E6B"/>
   </w:style>
   <w:style w:type="paragraph" w:styleId="Heading1">
     <w:name w:val="heading 1"/>

--- a/All Eclipse Shortcuts.docx
+++ b/All Eclipse Shortcuts.docx
@@ -418,15 +418,7 @@
           <w:b/>
           <w:bCs/>
         </w:rPr>
-        <w:t>2</w:t>
-      </w:r>
-      <w:r>
-        <w:rPr>
-          <w:rFonts w:ascii="Cambria Math" w:hAnsi="Cambria Math" w:cs="Cambria Math"/>
-          <w:b/>
-          <w:bCs/>
-        </w:rPr>
-        <w:t xml:space="preserve"> + F11</w:t>
+        <w:t>2 + F11</w:t>
       </w:r>
       <w:r>
         <w:rPr>
@@ -5271,9 +5263,6 @@
         <w:t>Only safe and recommended practices.</w:t>
       </w:r>
     </w:p>
-    <w:p/>
-    <w:p/>
-    <w:p/>
     <w:sectPr>
       <w:pgSz w:w="12240" w:h="15840"/>
       <w:pgMar w:top="1440" w:right="1440" w:bottom="1440" w:left="1440" w:header="720" w:footer="720" w:gutter="0"/>
